--- a/lessons/3-4/downloads/reveal/teacher/3.4-session-2-prerequisite-practice-b.docx
+++ b/lessons/3-4/downloads/reveal/teacher/3.4-session-2-prerequisite-practice-b.docx
@@ -15,10 +15,28 @@
         <w:rPr>
           <w:rFonts w:ascii="Avenir Next" w:hAnsi="Avenir Next" w:cs="Avenir Next" w:eastAsia="Avenir Next"/>
           <w:color w:val="1A1A1A"/>
+          <w:sz w:val="22"/>
+          <w:szCs w:val="20"/>
+        </w:rPr>
+        <w:t xml:space="preserve">Name</w:t>
+      </w:r>
+      <w:r>
+        <w:rPr>
+          <w:rFonts w:ascii="Avenir Next" w:hAnsi="Avenir Next" w:cs="Avenir Next" w:eastAsia="Avenir Next"/>
+          <w:color w:val="1A1A1A"/>
           <w:sz w:val="20"/>
           <w:szCs w:val="20"/>
         </w:rPr>
-        <w:t xml:space="preserve">Name</w:t>
+        <w:tab/>
+      </w:r>
+      <w:r>
+        <w:rPr>
+          <w:rFonts w:ascii="Avenir Next" w:hAnsi="Avenir Next" w:cs="Avenir Next" w:eastAsia="Avenir Next"/>
+          <w:color w:val="1A1A1A"/>
+          <w:sz w:val="22"/>
+          <w:szCs w:val="20"/>
+        </w:rPr>
+        <w:t xml:space="preserve">   Date</w:t>
       </w:r>
       <w:r>
         <w:rPr>
@@ -33,25 +51,7 @@
         <w:rPr>
           <w:rFonts w:ascii="Avenir Next" w:hAnsi="Avenir Next" w:cs="Avenir Next" w:eastAsia="Avenir Next"/>
           <w:color w:val="1A1A1A"/>
-          <w:sz w:val="20"/>
-          <w:szCs w:val="20"/>
-        </w:rPr>
-        <w:t xml:space="preserve">   Date</w:t>
-      </w:r>
-      <w:r>
-        <w:rPr>
-          <w:rFonts w:ascii="Avenir Next" w:hAnsi="Avenir Next" w:cs="Avenir Next" w:eastAsia="Avenir Next"/>
-          <w:color w:val="1A1A1A"/>
-          <w:sz w:val="20"/>
-          <w:szCs w:val="20"/>
-        </w:rPr>
-        <w:tab/>
-      </w:r>
-      <w:r>
-        <w:rPr>
-          <w:rFonts w:ascii="Avenir Next" w:hAnsi="Avenir Next" w:cs="Avenir Next" w:eastAsia="Avenir Next"/>
-          <w:color w:val="1A1A1A"/>
-          <w:sz w:val="20"/>
+          <w:sz w:val="22"/>
           <w:szCs w:val="20"/>
         </w:rPr>
         <w:t xml:space="preserve">   Period</w:t>
@@ -78,7 +78,7 @@
           <w:caps/>
           <w:color w:val="003A70"/>
           <w:spacing w:val="12"/>
-          <w:sz w:val="19"/>
+          <w:sz w:val="22"/>
           <w:szCs w:val="19"/>
         </w:rPr>
         <w:t xml:space="preserve">Lesson 3-4  ·  Session 2  ·  Prerequisite Practice B  ·  Skill 1 of 2</w:t>
@@ -86,6 +86,7 @@
     </w:p>
     <w:p>
       <w:pPr>
+        <w:pStyle w:val="Heading1"/>
         <w:keepNext/>
         <w:spacing w:before="0" w:after="10" w:line="240" w:lineRule="auto"/>
       </w:pPr>
@@ -111,7 +112,7 @@
         <w:rPr>
           <w:rFonts w:ascii="Avenir Next" w:hAnsi="Avenir Next" w:cs="Avenir Next" w:eastAsia="Avenir Next"/>
           <w:color w:val="5A5F66"/>
-          <w:sz w:val="17"/>
+          <w:sz w:val="22"/>
           <w:szCs w:val="17"/>
         </w:rPr>
         <w:t xml:space="preserve">Builds on Lesson 3-2 Session 1 · 6.RP.A.2</w:t>
@@ -154,6 +155,7 @@
           </w:tcPr>
           <w:p>
             <w:pPr>
+              <w:pStyle w:val="Heading2"/>
               <w:spacing w:before="0" w:after="0" w:line="252" w:lineRule="auto"/>
             </w:pPr>
             <w:r>
@@ -183,7 +185,7 @@
               <w:rPr>
                 <w:rFonts w:ascii="Avenir Next" w:hAnsi="Avenir Next" w:cs="Avenir Next" w:eastAsia="Avenir Next"/>
                 <w:color w:val="1A1A1A"/>
-                <w:sz w:val="20"/>
+                <w:sz w:val="22"/>
                 <w:szCs w:val="20"/>
               </w:rPr>
               <w:t xml:space="preserve">You will use $9 per driveway to find the pay for 11 driveways.</w:t>
@@ -203,6 +205,7 @@
           </w:tcPr>
           <w:p>
             <w:pPr>
+              <w:pStyle w:val="Heading2"/>
               <w:spacing w:before="0" w:after="0" w:line="252" w:lineRule="auto"/>
             </w:pPr>
             <w:r>
@@ -232,7 +235,7 @@
               <w:rPr>
                 <w:rFonts w:ascii="Avenir Next" w:hAnsi="Avenir Next" w:cs="Avenir Next" w:eastAsia="Avenir Next"/>
                 <w:color w:val="1A1A1A"/>
-                <w:sz w:val="20"/>
+                <w:sz w:val="22"/>
                 <w:szCs w:val="20"/>
               </w:rPr>
               <w:t xml:space="preserve">Use the amount for 1 to find a total, like 12 m × 8 = 96 m.  </w:t>
@@ -242,7 +245,7 @@
                 <w:rFonts w:ascii="Avenir Next" w:hAnsi="Avenir Next" w:cs="Avenir Next" w:eastAsia="Avenir Next"/>
                 <w:b/>
                 <w:color w:val="1A1A1A"/>
-                <w:sz w:val="20"/>
+                <w:sz w:val="22"/>
                 <w:szCs w:val="20"/>
               </w:rPr>
               <w:t xml:space="preserve">You will use it in Practice Form A, problems 4 and 5.</w:t>
@@ -253,6 +256,7 @@
     </w:tbl>
     <w:p>
       <w:pPr>
+        <w:pStyle w:val="Heading2"/>
         <w:keepNext/>
         <w:pBdr>
           <w:bottom w:val="single" w:sz="8" w:space="3" w:color="003A70"/>
@@ -268,7 +272,7 @@
           <w:b/>
           <w:color w:val="003A70"/>
           <w:spacing w:val="14"/>
-          <w:sz w:val="19"/>
+          <w:sz w:val="22"/>
           <w:szCs w:val="19"/>
         </w:rPr>
         <w:t xml:space="preserve">STEPS TO FOLLOW</w:t>
@@ -287,7 +291,7 @@
           <w:rFonts w:ascii="Avenir Next" w:hAnsi="Avenir Next" w:cs="Avenir Next" w:eastAsia="Avenir Next"/>
           <w:i/>
           <w:color w:val="5A5F66"/>
-          <w:sz w:val="17"/>
+          <w:sz w:val="22"/>
           <w:szCs w:val="17"/>
         </w:rPr>
         <w:t xml:space="preserve">use these same steps on every problem</w:t>
@@ -329,6 +333,7 @@
           </w:tcPr>
           <w:p>
             <w:pPr>
+              <w:pStyle w:val="Heading1"/>
               <w:spacing w:before="0" w:after="0" w:line="240" w:lineRule="auto"/>
               <w:jc w:val="center"/>
             </w:pPr>
@@ -357,7 +362,7 @@
               <w:rPr>
                 <w:rFonts w:ascii="Avenir Next" w:hAnsi="Avenir Next" w:cs="Avenir Next" w:eastAsia="Avenir Next"/>
                 <w:color w:val="1A1A1A"/>
-                <w:sz w:val="21"/>
+                <w:sz w:val="22"/>
                 <w:szCs w:val="21"/>
               </w:rPr>
               <w:t xml:space="preserve">Find the </w:t>
@@ -367,7 +372,7 @@
                 <w:rFonts w:ascii="Avenir Next" w:hAnsi="Avenir Next" w:cs="Avenir Next" w:eastAsia="Avenir Next"/>
                 <w:b/>
                 <w:color w:val="1A1A1A"/>
-                <w:sz w:val="21"/>
+                <w:sz w:val="22"/>
                 <w:szCs w:val="21"/>
               </w:rPr>
               <w:t xml:space="preserve">unit rate</w:t>
@@ -376,7 +381,7 @@
               <w:rPr>
                 <w:rFonts w:ascii="Avenir Next" w:hAnsi="Avenir Next" w:cs="Avenir Next" w:eastAsia="Avenir Next"/>
                 <w:color w:val="1A1A1A"/>
-                <w:sz w:val="21"/>
+                <w:sz w:val="22"/>
                 <w:szCs w:val="21"/>
               </w:rPr>
               <w:t xml:space="preserve">: the amount for 1.</w:t>
@@ -395,6 +400,7 @@
           </w:tcPr>
           <w:p>
             <w:pPr>
+              <w:pStyle w:val="Heading1"/>
               <w:spacing w:before="0" w:after="0" w:line="240" w:lineRule="auto"/>
               <w:jc w:val="center"/>
             </w:pPr>
@@ -423,7 +429,7 @@
               <w:rPr>
                 <w:rFonts w:ascii="Avenir Next" w:hAnsi="Avenir Next" w:cs="Avenir Next" w:eastAsia="Avenir Next"/>
                 <w:color w:val="1A1A1A"/>
-                <w:sz w:val="21"/>
+                <w:sz w:val="22"/>
                 <w:szCs w:val="21"/>
               </w:rPr>
               <w:t xml:space="preserve">Find the </w:t>
@@ -433,7 +439,7 @@
                 <w:rFonts w:ascii="Avenir Next" w:hAnsi="Avenir Next" w:cs="Avenir Next" w:eastAsia="Avenir Next"/>
                 <w:b/>
                 <w:color w:val="1A1A1A"/>
-                <w:sz w:val="21"/>
+                <w:sz w:val="22"/>
                 <w:szCs w:val="21"/>
               </w:rPr>
               <w:t xml:space="preserve">number</w:t>
@@ -442,7 +448,7 @@
               <w:rPr>
                 <w:rFonts w:ascii="Avenir Next" w:hAnsi="Avenir Next" w:cs="Avenir Next" w:eastAsia="Avenir Next"/>
                 <w:color w:val="1A1A1A"/>
-                <w:sz w:val="21"/>
+                <w:sz w:val="22"/>
                 <w:szCs w:val="21"/>
               </w:rPr>
               <w:t xml:space="preserve"> of units.</w:t>
@@ -461,6 +467,7 @@
           </w:tcPr>
           <w:p>
             <w:pPr>
+              <w:pStyle w:val="Heading1"/>
               <w:spacing w:before="0" w:after="0" w:line="240" w:lineRule="auto"/>
               <w:jc w:val="center"/>
             </w:pPr>
@@ -490,7 +497,7 @@
                 <w:rFonts w:ascii="Avenir Next" w:hAnsi="Avenir Next" w:cs="Avenir Next" w:eastAsia="Avenir Next"/>
                 <w:b/>
                 <w:color w:val="1A1A1A"/>
-                <w:sz w:val="21"/>
+                <w:sz w:val="22"/>
                 <w:szCs w:val="21"/>
               </w:rPr>
               <w:t xml:space="preserve">Multiply</w:t>
@@ -499,7 +506,7 @@
               <w:rPr>
                 <w:rFonts w:ascii="Avenir Next" w:hAnsi="Avenir Next" w:cs="Avenir Next" w:eastAsia="Avenir Next"/>
                 <w:color w:val="1A1A1A"/>
-                <w:sz w:val="21"/>
+                <w:sz w:val="22"/>
                 <w:szCs w:val="21"/>
               </w:rPr>
               <w:t xml:space="preserve">: number × unit rate.</w:t>
@@ -510,6 +517,7 @@
     </w:tbl>
     <w:p>
       <w:pPr>
+        <w:pStyle w:val="Heading2"/>
         <w:keepNext/>
         <w:pBdr>
           <w:bottom w:val="single" w:sz="8" w:space="3" w:color="003A70"/>
@@ -525,7 +533,7 @@
           <w:b/>
           <w:color w:val="003A70"/>
           <w:spacing w:val="14"/>
-          <w:sz w:val="19"/>
+          <w:sz w:val="22"/>
           <w:szCs w:val="19"/>
         </w:rPr>
         <w:t xml:space="preserve">WATCH ME</w:t>
@@ -544,7 +552,7 @@
           <w:rFonts w:ascii="Avenir Next" w:hAnsi="Avenir Next" w:cs="Avenir Next" w:eastAsia="Avenir Next"/>
           <w:i/>
           <w:color w:val="5A5F66"/>
-          <w:sz w:val="17"/>
+          <w:sz w:val="22"/>
           <w:szCs w:val="17"/>
         </w:rPr>
         <w:t xml:space="preserve">the steps in action</w:t>
@@ -559,7 +567,7 @@
           <w:rFonts w:ascii="Avenir Next" w:hAnsi="Avenir Next" w:cs="Avenir Next" w:eastAsia="Avenir Next"/>
           <w:b/>
           <w:color w:val="1A1A1A"/>
-          <w:sz w:val="21"/>
+          <w:sz w:val="22"/>
           <w:szCs w:val="21"/>
         </w:rPr>
         <w:t xml:space="preserve">A rider goes 14 km each hour. How far does she go in 6 hours?</w:t>
@@ -578,25 +586,25 @@
           <w:rFonts w:ascii="Avenir Next" w:hAnsi="Avenir Next" w:cs="Avenir Next" w:eastAsia="Avenir Next"/>
           <w:b/>
           <w:color w:val="003A70"/>
+          <w:sz w:val="22"/>
+          <w:szCs w:val="19"/>
+        </w:rPr>
+        <w:t xml:space="preserve">Step 1</w:t>
+      </w:r>
+      <w:r>
+        <w:rPr>
+          <w:rFonts w:ascii="Avenir Next" w:hAnsi="Avenir Next" w:cs="Avenir Next" w:eastAsia="Avenir Next"/>
+          <w:color w:val="1A1A1A"/>
           <w:sz w:val="19"/>
           <w:szCs w:val="19"/>
         </w:rPr>
-        <w:t xml:space="preserve">Step 1</w:t>
-      </w:r>
-      <w:r>
-        <w:rPr>
-          <w:rFonts w:ascii="Avenir Next" w:hAnsi="Avenir Next" w:cs="Avenir Next" w:eastAsia="Avenir Next"/>
-          <w:color w:val="1A1A1A"/>
-          <w:sz w:val="19"/>
-          <w:szCs w:val="19"/>
-        </w:rPr>
         <w:tab/>
       </w:r>
       <w:r>
         <w:rPr>
           <w:rFonts w:ascii="Avenir Next" w:hAnsi="Avenir Next" w:cs="Avenir Next" w:eastAsia="Avenir Next"/>
           <w:color w:val="1A1A1A"/>
-          <w:sz w:val="21"/>
+          <w:sz w:val="22"/>
           <w:szCs w:val="21"/>
         </w:rPr>
         <w:t xml:space="preserve">Unit rate: 14 km per hour.</w:t>
@@ -615,25 +623,25 @@
           <w:rFonts w:ascii="Avenir Next" w:hAnsi="Avenir Next" w:cs="Avenir Next" w:eastAsia="Avenir Next"/>
           <w:b/>
           <w:color w:val="003A70"/>
+          <w:sz w:val="22"/>
+          <w:szCs w:val="19"/>
+        </w:rPr>
+        <w:t xml:space="preserve">Step 2</w:t>
+      </w:r>
+      <w:r>
+        <w:rPr>
+          <w:rFonts w:ascii="Avenir Next" w:hAnsi="Avenir Next" w:cs="Avenir Next" w:eastAsia="Avenir Next"/>
+          <w:color w:val="1A1A1A"/>
           <w:sz w:val="19"/>
           <w:szCs w:val="19"/>
         </w:rPr>
-        <w:t xml:space="preserve">Step 2</w:t>
-      </w:r>
-      <w:r>
-        <w:rPr>
-          <w:rFonts w:ascii="Avenir Next" w:hAnsi="Avenir Next" w:cs="Avenir Next" w:eastAsia="Avenir Next"/>
-          <w:color w:val="1A1A1A"/>
-          <w:sz w:val="19"/>
-          <w:szCs w:val="19"/>
-        </w:rPr>
         <w:tab/>
       </w:r>
       <w:r>
         <w:rPr>
           <w:rFonts w:ascii="Avenir Next" w:hAnsi="Avenir Next" w:cs="Avenir Next" w:eastAsia="Avenir Next"/>
           <w:color w:val="1A1A1A"/>
-          <w:sz w:val="21"/>
+          <w:sz w:val="22"/>
           <w:szCs w:val="21"/>
         </w:rPr>
         <w:t xml:space="preserve">Number of hours: 6.</w:t>
@@ -652,25 +660,25 @@
           <w:rFonts w:ascii="Avenir Next" w:hAnsi="Avenir Next" w:cs="Avenir Next" w:eastAsia="Avenir Next"/>
           <w:b/>
           <w:color w:val="003A70"/>
+          <w:sz w:val="22"/>
+          <w:szCs w:val="19"/>
+        </w:rPr>
+        <w:t xml:space="preserve">Step 3</w:t>
+      </w:r>
+      <w:r>
+        <w:rPr>
+          <w:rFonts w:ascii="Avenir Next" w:hAnsi="Avenir Next" w:cs="Avenir Next" w:eastAsia="Avenir Next"/>
+          <w:color w:val="1A1A1A"/>
           <w:sz w:val="19"/>
           <w:szCs w:val="19"/>
         </w:rPr>
-        <w:t xml:space="preserve">Step 3</w:t>
-      </w:r>
-      <w:r>
-        <w:rPr>
-          <w:rFonts w:ascii="Avenir Next" w:hAnsi="Avenir Next" w:cs="Avenir Next" w:eastAsia="Avenir Next"/>
-          <w:color w:val="1A1A1A"/>
-          <w:sz w:val="19"/>
-          <w:szCs w:val="19"/>
-        </w:rPr>
         <w:tab/>
       </w:r>
       <w:r>
         <w:rPr>
           <w:rFonts w:ascii="Avenir Next" w:hAnsi="Avenir Next" w:cs="Avenir Next" w:eastAsia="Avenir Next"/>
           <w:color w:val="1A1A1A"/>
-          <w:sz w:val="21"/>
+          <w:sz w:val="22"/>
           <w:szCs w:val="21"/>
         </w:rPr>
         <w:t xml:space="preserve">6 × 14 = 84 km.</w:t>
@@ -689,18 +697,18 @@
           <w:rFonts w:ascii="Avenir Next" w:hAnsi="Avenir Next" w:cs="Avenir Next" w:eastAsia="Avenir Next"/>
           <w:b/>
           <w:color w:val="1A1A1A"/>
+          <w:sz w:val="22"/>
+          <w:szCs w:val="21"/>
+        </w:rPr>
+        <w:t xml:space="preserve">Answer</w:t>
+      </w:r>
+      <w:r>
+        <w:rPr>
+          <w:rFonts w:ascii="Avenir Next" w:hAnsi="Avenir Next" w:cs="Avenir Next" w:eastAsia="Avenir Next"/>
+          <w:color w:val="1A1A1A"/>
           <w:sz w:val="21"/>
           <w:szCs w:val="21"/>
         </w:rPr>
-        <w:t xml:space="preserve">Answer</w:t>
-      </w:r>
-      <w:r>
-        <w:rPr>
-          <w:rFonts w:ascii="Avenir Next" w:hAnsi="Avenir Next" w:cs="Avenir Next" w:eastAsia="Avenir Next"/>
-          <w:color w:val="1A1A1A"/>
-          <w:sz w:val="21"/>
-          <w:szCs w:val="21"/>
-        </w:rPr>
         <w:tab/>
       </w:r>
       <w:r>
@@ -708,7 +716,7 @@
           <w:rFonts w:ascii="Avenir Next" w:hAnsi="Avenir Next" w:cs="Avenir Next" w:eastAsia="Avenir Next"/>
           <w:b/>
           <w:color w:val="1A1A1A"/>
-          <w:sz w:val="21"/>
+          <w:sz w:val="22"/>
           <w:szCs w:val="21"/>
         </w:rPr>
         <w:t xml:space="preserve">84 km</w:t>
@@ -716,6 +724,7 @@
     </w:p>
     <w:p>
       <w:pPr>
+        <w:pStyle w:val="Heading2"/>
         <w:keepNext/>
         <w:pBdr>
           <w:bottom w:val="single" w:sz="8" w:space="3" w:color="003A70"/>
@@ -731,7 +740,7 @@
           <w:b/>
           <w:color w:val="003A70"/>
           <w:spacing w:val="14"/>
-          <w:sz w:val="19"/>
+          <w:sz w:val="22"/>
           <w:szCs w:val="19"/>
         </w:rPr>
         <w:t xml:space="preserve">TRY IT WITH HELP</w:t>
@@ -750,7 +759,7 @@
           <w:rFonts w:ascii="Avenir Next" w:hAnsi="Avenir Next" w:cs="Avenir Next" w:eastAsia="Avenir Next"/>
           <w:i/>
           <w:color w:val="5A5F66"/>
-          <w:sz w:val="17"/>
+          <w:sz w:val="22"/>
           <w:szCs w:val="17"/>
         </w:rPr>
         <w:t xml:space="preserve">fill in each step</w:t>
@@ -808,35 +817,35 @@
           <w:rFonts w:ascii="Avenir Next" w:hAnsi="Avenir Next" w:cs="Avenir Next" w:eastAsia="Avenir Next"/>
           <w:b/>
           <w:color w:val="003A70"/>
+          <w:sz w:val="22"/>
+          <w:szCs w:val="18"/>
+        </w:rPr>
+        <w:t xml:space="preserve">Step 1</w:t>
+      </w:r>
+      <w:r>
+        <w:rPr>
+          <w:rFonts w:ascii="Avenir Next" w:hAnsi="Avenir Next" w:cs="Avenir Next" w:eastAsia="Avenir Next"/>
+          <w:color w:val="1A1A1A"/>
           <w:sz w:val="18"/>
           <w:szCs w:val="18"/>
         </w:rPr>
-        <w:t xml:space="preserve">Step 1</w:t>
-      </w:r>
-      <w:r>
-        <w:rPr>
-          <w:rFonts w:ascii="Avenir Next" w:hAnsi="Avenir Next" w:cs="Avenir Next" w:eastAsia="Avenir Next"/>
-          <w:color w:val="1A1A1A"/>
-          <w:sz w:val="18"/>
-          <w:szCs w:val="18"/>
-        </w:rPr>
         <w:tab/>
       </w:r>
       <w:r>
         <w:rPr>
           <w:rFonts w:ascii="Avenir Next" w:hAnsi="Avenir Next" w:cs="Avenir Next" w:eastAsia="Avenir Next"/>
           <w:color w:val="1A1A1A"/>
+          <w:sz w:val="22"/>
+          <w:szCs w:val="21"/>
+        </w:rPr>
+        <w:t xml:space="preserve">Unit rate: $</w:t>
+      </w:r>
+      <w:r>
+        <w:rPr>
+          <w:rFonts w:ascii="Avenir Next" w:hAnsi="Avenir Next" w:cs="Avenir Next" w:eastAsia="Avenir Next"/>
+          <w:color w:val="1A1A1A"/>
           <w:sz w:val="21"/>
           <w:szCs w:val="21"/>
-        </w:rPr>
-        <w:t xml:space="preserve">Unit rate: $</w:t>
-      </w:r>
-      <w:r>
-        <w:rPr>
-          <w:rFonts w:ascii="Avenir Next" w:hAnsi="Avenir Next" w:cs="Avenir Next" w:eastAsia="Avenir Next"/>
-          <w:color w:val="1A1A1A"/>
-          <w:sz w:val="21"/>
-          <w:szCs w:val="21"/>
           <w:u w:val="single"/>
         </w:rPr>
         <w:t xml:space="preserve">                </w:t>
@@ -845,7 +854,7 @@
         <w:rPr>
           <w:rFonts w:ascii="Avenir Next" w:hAnsi="Avenir Next" w:cs="Avenir Next" w:eastAsia="Avenir Next"/>
           <w:color w:val="1A1A1A"/>
-          <w:sz w:val="21"/>
+          <w:sz w:val="22"/>
           <w:szCs w:val="21"/>
         </w:rPr>
         <w:t xml:space="preserve"> per hour.</w:t>
@@ -865,35 +874,35 @@
           <w:rFonts w:ascii="Avenir Next" w:hAnsi="Avenir Next" w:cs="Avenir Next" w:eastAsia="Avenir Next"/>
           <w:b/>
           <w:color w:val="003A70"/>
+          <w:sz w:val="22"/>
+          <w:szCs w:val="18"/>
+        </w:rPr>
+        <w:t xml:space="preserve">Step 2</w:t>
+      </w:r>
+      <w:r>
+        <w:rPr>
+          <w:rFonts w:ascii="Avenir Next" w:hAnsi="Avenir Next" w:cs="Avenir Next" w:eastAsia="Avenir Next"/>
+          <w:color w:val="1A1A1A"/>
           <w:sz w:val="18"/>
           <w:szCs w:val="18"/>
         </w:rPr>
-        <w:t xml:space="preserve">Step 2</w:t>
-      </w:r>
-      <w:r>
-        <w:rPr>
-          <w:rFonts w:ascii="Avenir Next" w:hAnsi="Avenir Next" w:cs="Avenir Next" w:eastAsia="Avenir Next"/>
-          <w:color w:val="1A1A1A"/>
-          <w:sz w:val="18"/>
-          <w:szCs w:val="18"/>
-        </w:rPr>
         <w:tab/>
       </w:r>
       <w:r>
         <w:rPr>
           <w:rFonts w:ascii="Avenir Next" w:hAnsi="Avenir Next" w:cs="Avenir Next" w:eastAsia="Avenir Next"/>
           <w:color w:val="1A1A1A"/>
+          <w:sz w:val="22"/>
+          <w:szCs w:val="21"/>
+        </w:rPr>
+        <w:t xml:space="preserve">Number of hours: </w:t>
+      </w:r>
+      <w:r>
+        <w:rPr>
+          <w:rFonts w:ascii="Avenir Next" w:hAnsi="Avenir Next" w:cs="Avenir Next" w:eastAsia="Avenir Next"/>
+          <w:color w:val="1A1A1A"/>
           <w:sz w:val="21"/>
           <w:szCs w:val="21"/>
-        </w:rPr>
-        <w:t xml:space="preserve">Number of hours: </w:t>
-      </w:r>
-      <w:r>
-        <w:rPr>
-          <w:rFonts w:ascii="Avenir Next" w:hAnsi="Avenir Next" w:cs="Avenir Next" w:eastAsia="Avenir Next"/>
-          <w:color w:val="1A1A1A"/>
-          <w:sz w:val="21"/>
-          <w:szCs w:val="21"/>
           <w:u w:val="single"/>
         </w:rPr>
         <w:t xml:space="preserve">                </w:t>
@@ -902,7 +911,7 @@
         <w:rPr>
           <w:rFonts w:ascii="Avenir Next" w:hAnsi="Avenir Next" w:cs="Avenir Next" w:eastAsia="Avenir Next"/>
           <w:color w:val="1A1A1A"/>
-          <w:sz w:val="21"/>
+          <w:sz w:val="22"/>
           <w:szCs w:val="21"/>
         </w:rPr>
         <w:t xml:space="preserve">.</w:t>
@@ -922,35 +931,35 @@
           <w:rFonts w:ascii="Avenir Next" w:hAnsi="Avenir Next" w:cs="Avenir Next" w:eastAsia="Avenir Next"/>
           <w:b/>
           <w:color w:val="003A70"/>
+          <w:sz w:val="22"/>
+          <w:szCs w:val="18"/>
+        </w:rPr>
+        <w:t xml:space="preserve">Step 3</w:t>
+      </w:r>
+      <w:r>
+        <w:rPr>
+          <w:rFonts w:ascii="Avenir Next" w:hAnsi="Avenir Next" w:cs="Avenir Next" w:eastAsia="Avenir Next"/>
+          <w:color w:val="1A1A1A"/>
           <w:sz w:val="18"/>
           <w:szCs w:val="18"/>
         </w:rPr>
-        <w:t xml:space="preserve">Step 3</w:t>
-      </w:r>
-      <w:r>
-        <w:rPr>
-          <w:rFonts w:ascii="Avenir Next" w:hAnsi="Avenir Next" w:cs="Avenir Next" w:eastAsia="Avenir Next"/>
-          <w:color w:val="1A1A1A"/>
-          <w:sz w:val="18"/>
-          <w:szCs w:val="18"/>
-        </w:rPr>
         <w:tab/>
       </w:r>
       <w:r>
         <w:rPr>
           <w:rFonts w:ascii="Avenir Next" w:hAnsi="Avenir Next" w:cs="Avenir Next" w:eastAsia="Avenir Next"/>
           <w:color w:val="1A1A1A"/>
+          <w:sz w:val="22"/>
+          <w:szCs w:val="21"/>
+        </w:rPr>
+        <w:t xml:space="preserve">5 × 12 = $</w:t>
+      </w:r>
+      <w:r>
+        <w:rPr>
+          <w:rFonts w:ascii="Avenir Next" w:hAnsi="Avenir Next" w:cs="Avenir Next" w:eastAsia="Avenir Next"/>
+          <w:color w:val="1A1A1A"/>
           <w:sz w:val="21"/>
           <w:szCs w:val="21"/>
-        </w:rPr>
-        <w:t xml:space="preserve">5 × 12 = $</w:t>
-      </w:r>
-      <w:r>
-        <w:rPr>
-          <w:rFonts w:ascii="Avenir Next" w:hAnsi="Avenir Next" w:cs="Avenir Next" w:eastAsia="Avenir Next"/>
-          <w:color w:val="1A1A1A"/>
-          <w:sz w:val="21"/>
-          <w:szCs w:val="21"/>
           <w:u w:val="single"/>
         </w:rPr>
         <w:t xml:space="preserve">                </w:t>
@@ -959,7 +968,7 @@
         <w:rPr>
           <w:rFonts w:ascii="Avenir Next" w:hAnsi="Avenir Next" w:cs="Avenir Next" w:eastAsia="Avenir Next"/>
           <w:color w:val="1A1A1A"/>
-          <w:sz w:val="21"/>
+          <w:sz w:val="22"/>
           <w:szCs w:val="21"/>
         </w:rPr>
         <w:t xml:space="preserve">.</w:t>
@@ -1022,35 +1031,35 @@
           <w:rFonts w:ascii="Avenir Next" w:hAnsi="Avenir Next" w:cs="Avenir Next" w:eastAsia="Avenir Next"/>
           <w:b/>
           <w:color w:val="003A70"/>
+          <w:sz w:val="22"/>
+          <w:szCs w:val="18"/>
+        </w:rPr>
+        <w:t xml:space="preserve">Step 1</w:t>
+      </w:r>
+      <w:r>
+        <w:rPr>
+          <w:rFonts w:ascii="Avenir Next" w:hAnsi="Avenir Next" w:cs="Avenir Next" w:eastAsia="Avenir Next"/>
+          <w:color w:val="1A1A1A"/>
           <w:sz w:val="18"/>
           <w:szCs w:val="18"/>
         </w:rPr>
-        <w:t xml:space="preserve">Step 1</w:t>
-      </w:r>
-      <w:r>
-        <w:rPr>
-          <w:rFonts w:ascii="Avenir Next" w:hAnsi="Avenir Next" w:cs="Avenir Next" w:eastAsia="Avenir Next"/>
-          <w:color w:val="1A1A1A"/>
-          <w:sz w:val="18"/>
-          <w:szCs w:val="18"/>
-        </w:rPr>
         <w:tab/>
       </w:r>
       <w:r>
         <w:rPr>
           <w:rFonts w:ascii="Avenir Next" w:hAnsi="Avenir Next" w:cs="Avenir Next" w:eastAsia="Avenir Next"/>
           <w:color w:val="1A1A1A"/>
+          <w:sz w:val="22"/>
+          <w:szCs w:val="21"/>
+        </w:rPr>
+        <w:t xml:space="preserve">Unit rate: </w:t>
+      </w:r>
+      <w:r>
+        <w:rPr>
+          <w:rFonts w:ascii="Avenir Next" w:hAnsi="Avenir Next" w:cs="Avenir Next" w:eastAsia="Avenir Next"/>
+          <w:color w:val="1A1A1A"/>
           <w:sz w:val="21"/>
           <w:szCs w:val="21"/>
-        </w:rPr>
-        <w:t xml:space="preserve">Unit rate: </w:t>
-      </w:r>
-      <w:r>
-        <w:rPr>
-          <w:rFonts w:ascii="Avenir Next" w:hAnsi="Avenir Next" w:cs="Avenir Next" w:eastAsia="Avenir Next"/>
-          <w:color w:val="1A1A1A"/>
-          <w:sz w:val="21"/>
-          <w:szCs w:val="21"/>
           <w:u w:val="single"/>
         </w:rPr>
         <w:t xml:space="preserve">                </w:t>
@@ -1059,7 +1068,7 @@
         <w:rPr>
           <w:rFonts w:ascii="Avenir Next" w:hAnsi="Avenir Next" w:cs="Avenir Next" w:eastAsia="Avenir Next"/>
           <w:color w:val="1A1A1A"/>
-          <w:sz w:val="21"/>
+          <w:sz w:val="22"/>
           <w:szCs w:val="21"/>
         </w:rPr>
         <w:t xml:space="preserve"> pages per minute.</w:t>
@@ -1079,35 +1088,35 @@
           <w:rFonts w:ascii="Avenir Next" w:hAnsi="Avenir Next" w:cs="Avenir Next" w:eastAsia="Avenir Next"/>
           <w:b/>
           <w:color w:val="003A70"/>
+          <w:sz w:val="22"/>
+          <w:szCs w:val="18"/>
+        </w:rPr>
+        <w:t xml:space="preserve">Step 2</w:t>
+      </w:r>
+      <w:r>
+        <w:rPr>
+          <w:rFonts w:ascii="Avenir Next" w:hAnsi="Avenir Next" w:cs="Avenir Next" w:eastAsia="Avenir Next"/>
+          <w:color w:val="1A1A1A"/>
           <w:sz w:val="18"/>
           <w:szCs w:val="18"/>
         </w:rPr>
-        <w:t xml:space="preserve">Step 2</w:t>
-      </w:r>
-      <w:r>
-        <w:rPr>
-          <w:rFonts w:ascii="Avenir Next" w:hAnsi="Avenir Next" w:cs="Avenir Next" w:eastAsia="Avenir Next"/>
-          <w:color w:val="1A1A1A"/>
-          <w:sz w:val="18"/>
-          <w:szCs w:val="18"/>
-        </w:rPr>
         <w:tab/>
       </w:r>
       <w:r>
         <w:rPr>
           <w:rFonts w:ascii="Avenir Next" w:hAnsi="Avenir Next" w:cs="Avenir Next" w:eastAsia="Avenir Next"/>
           <w:color w:val="1A1A1A"/>
+          <w:sz w:val="22"/>
+          <w:szCs w:val="21"/>
+        </w:rPr>
+        <w:t xml:space="preserve">Number of minutes: </w:t>
+      </w:r>
+      <w:r>
+        <w:rPr>
+          <w:rFonts w:ascii="Avenir Next" w:hAnsi="Avenir Next" w:cs="Avenir Next" w:eastAsia="Avenir Next"/>
+          <w:color w:val="1A1A1A"/>
           <w:sz w:val="21"/>
           <w:szCs w:val="21"/>
-        </w:rPr>
-        <w:t xml:space="preserve">Number of minutes: </w:t>
-      </w:r>
-      <w:r>
-        <w:rPr>
-          <w:rFonts w:ascii="Avenir Next" w:hAnsi="Avenir Next" w:cs="Avenir Next" w:eastAsia="Avenir Next"/>
-          <w:color w:val="1A1A1A"/>
-          <w:sz w:val="21"/>
-          <w:szCs w:val="21"/>
           <w:u w:val="single"/>
         </w:rPr>
         <w:t xml:space="preserve">                </w:t>
@@ -1116,7 +1125,7 @@
         <w:rPr>
           <w:rFonts w:ascii="Avenir Next" w:hAnsi="Avenir Next" w:cs="Avenir Next" w:eastAsia="Avenir Next"/>
           <w:color w:val="1A1A1A"/>
-          <w:sz w:val="21"/>
+          <w:sz w:val="22"/>
           <w:szCs w:val="21"/>
         </w:rPr>
         <w:t xml:space="preserve">.</w:t>
@@ -1136,35 +1145,35 @@
           <w:rFonts w:ascii="Avenir Next" w:hAnsi="Avenir Next" w:cs="Avenir Next" w:eastAsia="Avenir Next"/>
           <w:b/>
           <w:color w:val="003A70"/>
+          <w:sz w:val="22"/>
+          <w:szCs w:val="18"/>
+        </w:rPr>
+        <w:t xml:space="preserve">Step 3</w:t>
+      </w:r>
+      <w:r>
+        <w:rPr>
+          <w:rFonts w:ascii="Avenir Next" w:hAnsi="Avenir Next" w:cs="Avenir Next" w:eastAsia="Avenir Next"/>
+          <w:color w:val="1A1A1A"/>
           <w:sz w:val="18"/>
           <w:szCs w:val="18"/>
         </w:rPr>
-        <w:t xml:space="preserve">Step 3</w:t>
-      </w:r>
-      <w:r>
-        <w:rPr>
-          <w:rFonts w:ascii="Avenir Next" w:hAnsi="Avenir Next" w:cs="Avenir Next" w:eastAsia="Avenir Next"/>
-          <w:color w:val="1A1A1A"/>
-          <w:sz w:val="18"/>
-          <w:szCs w:val="18"/>
-        </w:rPr>
         <w:tab/>
       </w:r>
       <w:r>
         <w:rPr>
           <w:rFonts w:ascii="Avenir Next" w:hAnsi="Avenir Next" w:cs="Avenir Next" w:eastAsia="Avenir Next"/>
           <w:color w:val="1A1A1A"/>
+          <w:sz w:val="22"/>
+          <w:szCs w:val="21"/>
+        </w:rPr>
+        <w:t xml:space="preserve">9 × 8 = </w:t>
+      </w:r>
+      <w:r>
+        <w:rPr>
+          <w:rFonts w:ascii="Avenir Next" w:hAnsi="Avenir Next" w:cs="Avenir Next" w:eastAsia="Avenir Next"/>
+          <w:color w:val="1A1A1A"/>
           <w:sz w:val="21"/>
           <w:szCs w:val="21"/>
-        </w:rPr>
-        <w:t xml:space="preserve">9 × 8 = </w:t>
-      </w:r>
-      <w:r>
-        <w:rPr>
-          <w:rFonts w:ascii="Avenir Next" w:hAnsi="Avenir Next" w:cs="Avenir Next" w:eastAsia="Avenir Next"/>
-          <w:color w:val="1A1A1A"/>
-          <w:sz w:val="21"/>
-          <w:szCs w:val="21"/>
           <w:u w:val="single"/>
         </w:rPr>
         <w:t xml:space="preserve">                </w:t>
@@ -1173,7 +1182,7 @@
         <w:rPr>
           <w:rFonts w:ascii="Avenir Next" w:hAnsi="Avenir Next" w:cs="Avenir Next" w:eastAsia="Avenir Next"/>
           <w:color w:val="1A1A1A"/>
-          <w:sz w:val="21"/>
+          <w:sz w:val="22"/>
           <w:szCs w:val="21"/>
         </w:rPr>
         <w:t xml:space="preserve"> pages.</w:t>
@@ -1186,6 +1195,7 @@
     </w:p>
     <w:p>
       <w:pPr>
+        <w:pStyle w:val="Heading2"/>
         <w:keepNext/>
         <w:pBdr>
           <w:bottom w:val="single" w:sz="8" w:space="3" w:color="003A70"/>
@@ -1201,7 +1211,7 @@
           <w:b/>
           <w:color w:val="003A70"/>
           <w:spacing w:val="14"/>
-          <w:sz w:val="19"/>
+          <w:sz w:val="22"/>
           <w:szCs w:val="19"/>
         </w:rPr>
         <w:t xml:space="preserve">YOUR TURN</w:t>
@@ -1220,7 +1230,7 @@
           <w:rFonts w:ascii="Avenir Next" w:hAnsi="Avenir Next" w:cs="Avenir Next" w:eastAsia="Avenir Next"/>
           <w:i/>
           <w:color w:val="5A5F66"/>
-          <w:sz w:val="17"/>
+          <w:sz w:val="22"/>
           <w:szCs w:val="17"/>
         </w:rPr>
         <w:t xml:space="preserve">use the steps on your own</w:t>
@@ -1391,7 +1401,7 @@
                       <w:szCs w:val="22"/>
                       <w:u w:val="single"/>
                     </w:rPr>
-                    <w:t xml:space="preserve">         </w:t>
+                    <w:t xml:space="preserve">             </w:t>
                   </w:r>
                 </w:p>
               </w:tc>
@@ -1453,7 +1463,7 @@
                       <w:szCs w:val="22"/>
                       <w:u w:val="single"/>
                     </w:rPr>
-                    <w:t xml:space="preserve">         </w:t>
+                    <w:t xml:space="preserve">             </w:t>
                   </w:r>
                 </w:p>
               </w:tc>
@@ -1521,7 +1531,7 @@
                       <w:szCs w:val="22"/>
                       <w:u w:val="single"/>
                     </w:rPr>
-                    <w:t xml:space="preserve">         </w:t>
+                    <w:t xml:space="preserve">             </w:t>
                   </w:r>
                 </w:p>
               </w:tc>
@@ -1583,7 +1593,7 @@
                       <w:szCs w:val="22"/>
                       <w:u w:val="single"/>
                     </w:rPr>
-                    <w:t xml:space="preserve">         </w:t>
+                    <w:t xml:space="preserve">             </w:t>
                   </w:r>
                 </w:p>
               </w:tc>
@@ -1615,7 +1625,7 @@
           <w:caps/>
           <w:color w:val="003A70"/>
           <w:spacing w:val="12"/>
-          <w:sz w:val="19"/>
+          <w:sz w:val="22"/>
           <w:szCs w:val="19"/>
         </w:rPr>
         <w:t xml:space="preserve">Lesson 3-4  ·  Session 2  ·  Prerequisite Practice B  ·  Skill 2 of 2</w:t>
@@ -1623,6 +1633,7 @@
     </w:p>
     <w:p>
       <w:pPr>
+        <w:pStyle w:val="Heading1"/>
         <w:keepNext/>
         <w:spacing w:before="0" w:after="10" w:line="240" w:lineRule="auto"/>
       </w:pPr>
@@ -1648,7 +1659,7 @@
         <w:rPr>
           <w:rFonts w:ascii="Avenir Next" w:hAnsi="Avenir Next" w:cs="Avenir Next" w:eastAsia="Avenir Next"/>
           <w:color w:val="5A5F66"/>
-          <w:sz w:val="17"/>
+          <w:sz w:val="22"/>
           <w:szCs w:val="17"/>
         </w:rPr>
         <w:t xml:space="preserve">Builds on Lesson 3-4 Session 1 · 6.RP.A.3a</w:t>
@@ -1691,6 +1702,7 @@
           </w:tcPr>
           <w:p>
             <w:pPr>
+              <w:pStyle w:val="Heading2"/>
               <w:spacing w:before="0" w:after="0" w:line="252" w:lineRule="auto"/>
             </w:pPr>
             <w:r>
@@ -1720,7 +1732,7 @@
               <w:rPr>
                 <w:rFonts w:ascii="Avenir Next" w:hAnsi="Avenir Next" w:cs="Avenir Next" w:eastAsia="Avenir Next"/>
                 <w:color w:val="1A1A1A"/>
-                <w:sz w:val="20"/>
+                <w:sz w:val="22"/>
                 <w:szCs w:val="20"/>
               </w:rPr>
               <w:t xml:space="preserve">You will find the point for 8 seconds on a line through (1, 12).</w:t>
@@ -1740,6 +1752,7 @@
           </w:tcPr>
           <w:p>
             <w:pPr>
+              <w:pStyle w:val="Heading2"/>
               <w:spacing w:before="0" w:after="0" w:line="252" w:lineRule="auto"/>
             </w:pPr>
             <w:r>
@@ -1769,7 +1782,7 @@
               <w:rPr>
                 <w:rFonts w:ascii="Avenir Next" w:hAnsi="Avenir Next" w:cs="Avenir Next" w:eastAsia="Avenir Next"/>
                 <w:color w:val="1A1A1A"/>
-                <w:sz w:val="20"/>
+                <w:sz w:val="22"/>
                 <w:szCs w:val="20"/>
               </w:rPr>
               <w:t xml:space="preserve">Write a ratio pair as a point, like 4 vases and 12 flowers is (4, 12).  </w:t>
@@ -1779,7 +1792,7 @@
                 <w:rFonts w:ascii="Avenir Next" w:hAnsi="Avenir Next" w:cs="Avenir Next" w:eastAsia="Avenir Next"/>
                 <w:b/>
                 <w:color w:val="1A1A1A"/>
-                <w:sz w:val="20"/>
+                <w:sz w:val="22"/>
                 <w:szCs w:val="20"/>
               </w:rPr>
               <w:t xml:space="preserve">You will use it in Practice Form A, problems 5 and 7.</w:t>
@@ -1790,6 +1803,7 @@
     </w:tbl>
     <w:p>
       <w:pPr>
+        <w:pStyle w:val="Heading2"/>
         <w:keepNext/>
         <w:pBdr>
           <w:bottom w:val="single" w:sz="8" w:space="3" w:color="003A70"/>
@@ -1805,7 +1819,7 @@
           <w:b/>
           <w:color w:val="003A70"/>
           <w:spacing w:val="14"/>
-          <w:sz w:val="19"/>
+          <w:sz w:val="22"/>
           <w:szCs w:val="19"/>
         </w:rPr>
         <w:t xml:space="preserve">STEPS TO FOLLOW</w:t>
@@ -1824,7 +1838,7 @@
           <w:rFonts w:ascii="Avenir Next" w:hAnsi="Avenir Next" w:cs="Avenir Next" w:eastAsia="Avenir Next"/>
           <w:i/>
           <w:color w:val="5A5F66"/>
-          <w:sz w:val="17"/>
+          <w:sz w:val="22"/>
           <w:szCs w:val="17"/>
         </w:rPr>
         <w:t xml:space="preserve">use these same steps on every problem</w:t>
@@ -1866,6 +1880,7 @@
           </w:tcPr>
           <w:p>
             <w:pPr>
+              <w:pStyle w:val="Heading1"/>
               <w:spacing w:before="0" w:after="0" w:line="240" w:lineRule="auto"/>
               <w:jc w:val="center"/>
             </w:pPr>
@@ -1894,7 +1909,7 @@
               <w:rPr>
                 <w:rFonts w:ascii="Avenir Next" w:hAnsi="Avenir Next" w:cs="Avenir Next" w:eastAsia="Avenir Next"/>
                 <w:color w:val="1A1A1A"/>
-                <w:sz w:val="21"/>
+                <w:sz w:val="22"/>
                 <w:szCs w:val="21"/>
               </w:rPr>
               <w:t xml:space="preserve">Pick the </w:t>
@@ -1904,7 +1919,7 @@
                 <w:rFonts w:ascii="Avenir Next" w:hAnsi="Avenir Next" w:cs="Avenir Next" w:eastAsia="Avenir Next"/>
                 <w:b/>
                 <w:color w:val="1A1A1A"/>
-                <w:sz w:val="21"/>
+                <w:sz w:val="22"/>
                 <w:szCs w:val="21"/>
               </w:rPr>
               <w:t xml:space="preserve">x-value</w:t>
@@ -1913,7 +1928,7 @@
               <w:rPr>
                 <w:rFonts w:ascii="Avenir Next" w:hAnsi="Avenir Next" w:cs="Avenir Next" w:eastAsia="Avenir Next"/>
                 <w:color w:val="1A1A1A"/>
-                <w:sz w:val="21"/>
+                <w:sz w:val="22"/>
                 <w:szCs w:val="21"/>
               </w:rPr>
               <w:t xml:space="preserve"> you need.</w:t>
@@ -1932,6 +1947,7 @@
           </w:tcPr>
           <w:p>
             <w:pPr>
+              <w:pStyle w:val="Heading1"/>
               <w:spacing w:before="0" w:after="0" w:line="240" w:lineRule="auto"/>
               <w:jc w:val="center"/>
             </w:pPr>
@@ -1961,7 +1977,7 @@
                 <w:rFonts w:ascii="Avenir Next" w:hAnsi="Avenir Next" w:cs="Avenir Next" w:eastAsia="Avenir Next"/>
                 <w:b/>
                 <w:color w:val="1A1A1A"/>
-                <w:sz w:val="21"/>
+                <w:sz w:val="22"/>
                 <w:szCs w:val="21"/>
               </w:rPr>
               <w:t xml:space="preserve">Multiply</w:t>
@@ -1970,7 +1986,7 @@
               <w:rPr>
                 <w:rFonts w:ascii="Avenir Next" w:hAnsi="Avenir Next" w:cs="Avenir Next" w:eastAsia="Avenir Next"/>
                 <w:color w:val="1A1A1A"/>
-                <w:sz w:val="21"/>
+                <w:sz w:val="22"/>
                 <w:szCs w:val="21"/>
               </w:rPr>
               <w:t xml:space="preserve"> x by the amount for 1 to get y.</w:t>
@@ -1989,6 +2005,7 @@
           </w:tcPr>
           <w:p>
             <w:pPr>
+              <w:pStyle w:val="Heading1"/>
               <w:spacing w:before="0" w:after="0" w:line="240" w:lineRule="auto"/>
               <w:jc w:val="center"/>
             </w:pPr>
@@ -2018,7 +2035,7 @@
                 <w:rFonts w:ascii="Avenir Next" w:hAnsi="Avenir Next" w:cs="Avenir Next" w:eastAsia="Avenir Next"/>
                 <w:b/>
                 <w:color w:val="1A1A1A"/>
-                <w:sz w:val="21"/>
+                <w:sz w:val="22"/>
                 <w:szCs w:val="21"/>
               </w:rPr>
               <w:t xml:space="preserve">Write</w:t>
@@ -2027,7 +2044,7 @@
               <w:rPr>
                 <w:rFonts w:ascii="Avenir Next" w:hAnsi="Avenir Next" w:cs="Avenir Next" w:eastAsia="Avenir Next"/>
                 <w:color w:val="1A1A1A"/>
-                <w:sz w:val="21"/>
+                <w:sz w:val="22"/>
                 <w:szCs w:val="21"/>
               </w:rPr>
               <w:t xml:space="preserve"> the point as (x, y).</w:t>
@@ -2038,6 +2055,7 @@
     </w:tbl>
     <w:p>
       <w:pPr>
+        <w:pStyle w:val="Heading2"/>
         <w:keepNext/>
         <w:pBdr>
           <w:bottom w:val="single" w:sz="8" w:space="3" w:color="003A70"/>
@@ -2053,7 +2071,7 @@
           <w:b/>
           <w:color w:val="003A70"/>
           <w:spacing w:val="14"/>
-          <w:sz w:val="19"/>
+          <w:sz w:val="22"/>
           <w:szCs w:val="19"/>
         </w:rPr>
         <w:t xml:space="preserve">WATCH ME</w:t>
@@ -2072,7 +2090,7 @@
           <w:rFonts w:ascii="Avenir Next" w:hAnsi="Avenir Next" w:cs="Avenir Next" w:eastAsia="Avenir Next"/>
           <w:i/>
           <w:color w:val="5A5F66"/>
-          <w:sz w:val="17"/>
+          <w:sz w:val="22"/>
           <w:szCs w:val="17"/>
         </w:rPr>
         <w:t xml:space="preserve">the steps in action</w:t>
@@ -2087,7 +2105,7 @@
           <w:rFonts w:ascii="Avenir Next" w:hAnsi="Avenir Next" w:cs="Avenir Next" w:eastAsia="Avenir Next"/>
           <w:b/>
           <w:color w:val="1A1A1A"/>
-          <w:sz w:val="21"/>
+          <w:sz w:val="22"/>
           <w:szCs w:val="21"/>
         </w:rPr>
         <w:t xml:space="preserve">Each vase holds 3 flowers (x = vases, y = flowers). Find the point for 4 vases.</w:t>
@@ -2106,25 +2124,25 @@
           <w:rFonts w:ascii="Avenir Next" w:hAnsi="Avenir Next" w:cs="Avenir Next" w:eastAsia="Avenir Next"/>
           <w:b/>
           <w:color w:val="003A70"/>
+          <w:sz w:val="22"/>
+          <w:szCs w:val="19"/>
+        </w:rPr>
+        <w:t xml:space="preserve">Step 1</w:t>
+      </w:r>
+      <w:r>
+        <w:rPr>
+          <w:rFonts w:ascii="Avenir Next" w:hAnsi="Avenir Next" w:cs="Avenir Next" w:eastAsia="Avenir Next"/>
+          <w:color w:val="1A1A1A"/>
           <w:sz w:val="19"/>
           <w:szCs w:val="19"/>
         </w:rPr>
-        <w:t xml:space="preserve">Step 1</w:t>
-      </w:r>
-      <w:r>
-        <w:rPr>
-          <w:rFonts w:ascii="Avenir Next" w:hAnsi="Avenir Next" w:cs="Avenir Next" w:eastAsia="Avenir Next"/>
-          <w:color w:val="1A1A1A"/>
-          <w:sz w:val="19"/>
-          <w:szCs w:val="19"/>
-        </w:rPr>
         <w:tab/>
       </w:r>
       <w:r>
         <w:rPr>
           <w:rFonts w:ascii="Avenir Next" w:hAnsi="Avenir Next" w:cs="Avenir Next" w:eastAsia="Avenir Next"/>
           <w:color w:val="1A1A1A"/>
-          <w:sz w:val="21"/>
+          <w:sz w:val="22"/>
           <w:szCs w:val="21"/>
         </w:rPr>
         <w:t xml:space="preserve">x = 4.</w:t>
@@ -2143,25 +2161,25 @@
           <w:rFonts w:ascii="Avenir Next" w:hAnsi="Avenir Next" w:cs="Avenir Next" w:eastAsia="Avenir Next"/>
           <w:b/>
           <w:color w:val="003A70"/>
+          <w:sz w:val="22"/>
+          <w:szCs w:val="19"/>
+        </w:rPr>
+        <w:t xml:space="preserve">Step 2</w:t>
+      </w:r>
+      <w:r>
+        <w:rPr>
+          <w:rFonts w:ascii="Avenir Next" w:hAnsi="Avenir Next" w:cs="Avenir Next" w:eastAsia="Avenir Next"/>
+          <w:color w:val="1A1A1A"/>
           <w:sz w:val="19"/>
           <w:szCs w:val="19"/>
         </w:rPr>
-        <w:t xml:space="preserve">Step 2</w:t>
-      </w:r>
-      <w:r>
-        <w:rPr>
-          <w:rFonts w:ascii="Avenir Next" w:hAnsi="Avenir Next" w:cs="Avenir Next" w:eastAsia="Avenir Next"/>
-          <w:color w:val="1A1A1A"/>
-          <w:sz w:val="19"/>
-          <w:szCs w:val="19"/>
-        </w:rPr>
         <w:tab/>
       </w:r>
       <w:r>
         <w:rPr>
           <w:rFonts w:ascii="Avenir Next" w:hAnsi="Avenir Next" w:cs="Avenir Next" w:eastAsia="Avenir Next"/>
           <w:color w:val="1A1A1A"/>
-          <w:sz w:val="21"/>
+          <w:sz w:val="22"/>
           <w:szCs w:val="21"/>
         </w:rPr>
         <w:t xml:space="preserve">y = 4 × 3 = 12.</w:t>
@@ -2180,25 +2198,25 @@
           <w:rFonts w:ascii="Avenir Next" w:hAnsi="Avenir Next" w:cs="Avenir Next" w:eastAsia="Avenir Next"/>
           <w:b/>
           <w:color w:val="003A70"/>
+          <w:sz w:val="22"/>
+          <w:szCs w:val="19"/>
+        </w:rPr>
+        <w:t xml:space="preserve">Step 3</w:t>
+      </w:r>
+      <w:r>
+        <w:rPr>
+          <w:rFonts w:ascii="Avenir Next" w:hAnsi="Avenir Next" w:cs="Avenir Next" w:eastAsia="Avenir Next"/>
+          <w:color w:val="1A1A1A"/>
           <w:sz w:val="19"/>
           <w:szCs w:val="19"/>
         </w:rPr>
-        <w:t xml:space="preserve">Step 3</w:t>
-      </w:r>
-      <w:r>
-        <w:rPr>
-          <w:rFonts w:ascii="Avenir Next" w:hAnsi="Avenir Next" w:cs="Avenir Next" w:eastAsia="Avenir Next"/>
-          <w:color w:val="1A1A1A"/>
-          <w:sz w:val="19"/>
-          <w:szCs w:val="19"/>
-        </w:rPr>
         <w:tab/>
       </w:r>
       <w:r>
         <w:rPr>
           <w:rFonts w:ascii="Avenir Next" w:hAnsi="Avenir Next" w:cs="Avenir Next" w:eastAsia="Avenir Next"/>
           <w:color w:val="1A1A1A"/>
-          <w:sz w:val="21"/>
+          <w:sz w:val="22"/>
           <w:szCs w:val="21"/>
         </w:rPr>
         <w:t xml:space="preserve">The point is (4, 12).</w:t>
@@ -2217,18 +2235,18 @@
           <w:rFonts w:ascii="Avenir Next" w:hAnsi="Avenir Next" w:cs="Avenir Next" w:eastAsia="Avenir Next"/>
           <w:b/>
           <w:color w:val="1A1A1A"/>
+          <w:sz w:val="22"/>
+          <w:szCs w:val="21"/>
+        </w:rPr>
+        <w:t xml:space="preserve">Answer</w:t>
+      </w:r>
+      <w:r>
+        <w:rPr>
+          <w:rFonts w:ascii="Avenir Next" w:hAnsi="Avenir Next" w:cs="Avenir Next" w:eastAsia="Avenir Next"/>
+          <w:color w:val="1A1A1A"/>
           <w:sz w:val="21"/>
           <w:szCs w:val="21"/>
         </w:rPr>
-        <w:t xml:space="preserve">Answer</w:t>
-      </w:r>
-      <w:r>
-        <w:rPr>
-          <w:rFonts w:ascii="Avenir Next" w:hAnsi="Avenir Next" w:cs="Avenir Next" w:eastAsia="Avenir Next"/>
-          <w:color w:val="1A1A1A"/>
-          <w:sz w:val="21"/>
-          <w:szCs w:val="21"/>
-        </w:rPr>
         <w:tab/>
       </w:r>
       <w:r>
@@ -2236,7 +2254,7 @@
           <w:rFonts w:ascii="Avenir Next" w:hAnsi="Avenir Next" w:cs="Avenir Next" w:eastAsia="Avenir Next"/>
           <w:b/>
           <w:color w:val="1A1A1A"/>
-          <w:sz w:val="21"/>
+          <w:sz w:val="22"/>
           <w:szCs w:val="21"/>
         </w:rPr>
         <w:t xml:space="preserve">(4, 12)</w:t>
@@ -2244,6 +2262,7 @@
     </w:p>
     <w:p>
       <w:pPr>
+        <w:pStyle w:val="Heading2"/>
         <w:keepNext/>
         <w:pBdr>
           <w:bottom w:val="single" w:sz="8" w:space="3" w:color="003A70"/>
@@ -2259,7 +2278,7 @@
           <w:b/>
           <w:color w:val="003A70"/>
           <w:spacing w:val="14"/>
-          <w:sz w:val="19"/>
+          <w:sz w:val="22"/>
           <w:szCs w:val="19"/>
         </w:rPr>
         <w:t xml:space="preserve">TRY IT WITH HELP</w:t>
@@ -2278,7 +2297,7 @@
           <w:rFonts w:ascii="Avenir Next" w:hAnsi="Avenir Next" w:cs="Avenir Next" w:eastAsia="Avenir Next"/>
           <w:i/>
           <w:color w:val="5A5F66"/>
-          <w:sz w:val="17"/>
+          <w:sz w:val="22"/>
           <w:szCs w:val="17"/>
         </w:rPr>
         <w:t xml:space="preserve">fill in each step</w:t>
@@ -2336,35 +2355,35 @@
           <w:rFonts w:ascii="Avenir Next" w:hAnsi="Avenir Next" w:cs="Avenir Next" w:eastAsia="Avenir Next"/>
           <w:b/>
           <w:color w:val="003A70"/>
+          <w:sz w:val="22"/>
+          <w:szCs w:val="18"/>
+        </w:rPr>
+        <w:t xml:space="preserve">Step 1</w:t>
+      </w:r>
+      <w:r>
+        <w:rPr>
+          <w:rFonts w:ascii="Avenir Next" w:hAnsi="Avenir Next" w:cs="Avenir Next" w:eastAsia="Avenir Next"/>
+          <w:color w:val="1A1A1A"/>
           <w:sz w:val="18"/>
           <w:szCs w:val="18"/>
         </w:rPr>
-        <w:t xml:space="preserve">Step 1</w:t>
-      </w:r>
-      <w:r>
-        <w:rPr>
-          <w:rFonts w:ascii="Avenir Next" w:hAnsi="Avenir Next" w:cs="Avenir Next" w:eastAsia="Avenir Next"/>
-          <w:color w:val="1A1A1A"/>
-          <w:sz w:val="18"/>
-          <w:szCs w:val="18"/>
-        </w:rPr>
         <w:tab/>
       </w:r>
       <w:r>
         <w:rPr>
           <w:rFonts w:ascii="Avenir Next" w:hAnsi="Avenir Next" w:cs="Avenir Next" w:eastAsia="Avenir Next"/>
           <w:color w:val="1A1A1A"/>
+          <w:sz w:val="22"/>
+          <w:szCs w:val="21"/>
+        </w:rPr>
+        <w:t xml:space="preserve">x = </w:t>
+      </w:r>
+      <w:r>
+        <w:rPr>
+          <w:rFonts w:ascii="Avenir Next" w:hAnsi="Avenir Next" w:cs="Avenir Next" w:eastAsia="Avenir Next"/>
+          <w:color w:val="1A1A1A"/>
           <w:sz w:val="21"/>
           <w:szCs w:val="21"/>
-        </w:rPr>
-        <w:t xml:space="preserve">x = </w:t>
-      </w:r>
-      <w:r>
-        <w:rPr>
-          <w:rFonts w:ascii="Avenir Next" w:hAnsi="Avenir Next" w:cs="Avenir Next" w:eastAsia="Avenir Next"/>
-          <w:color w:val="1A1A1A"/>
-          <w:sz w:val="21"/>
-          <w:szCs w:val="21"/>
           <w:u w:val="single"/>
         </w:rPr>
         <w:t xml:space="preserve">                </w:t>
@@ -2373,7 +2392,7 @@
         <w:rPr>
           <w:rFonts w:ascii="Avenir Next" w:hAnsi="Avenir Next" w:cs="Avenir Next" w:eastAsia="Avenir Next"/>
           <w:color w:val="1A1A1A"/>
-          <w:sz w:val="21"/>
+          <w:sz w:val="22"/>
           <w:szCs w:val="21"/>
         </w:rPr>
         <w:t xml:space="preserve">.</w:t>
@@ -2393,35 +2412,35 @@
           <w:rFonts w:ascii="Avenir Next" w:hAnsi="Avenir Next" w:cs="Avenir Next" w:eastAsia="Avenir Next"/>
           <w:b/>
           <w:color w:val="003A70"/>
+          <w:sz w:val="22"/>
+          <w:szCs w:val="18"/>
+        </w:rPr>
+        <w:t xml:space="preserve">Step 2</w:t>
+      </w:r>
+      <w:r>
+        <w:rPr>
+          <w:rFonts w:ascii="Avenir Next" w:hAnsi="Avenir Next" w:cs="Avenir Next" w:eastAsia="Avenir Next"/>
+          <w:color w:val="1A1A1A"/>
           <w:sz w:val="18"/>
           <w:szCs w:val="18"/>
         </w:rPr>
-        <w:t xml:space="preserve">Step 2</w:t>
-      </w:r>
-      <w:r>
-        <w:rPr>
-          <w:rFonts w:ascii="Avenir Next" w:hAnsi="Avenir Next" w:cs="Avenir Next" w:eastAsia="Avenir Next"/>
-          <w:color w:val="1A1A1A"/>
-          <w:sz w:val="18"/>
-          <w:szCs w:val="18"/>
-        </w:rPr>
         <w:tab/>
       </w:r>
       <w:r>
         <w:rPr>
           <w:rFonts w:ascii="Avenir Next" w:hAnsi="Avenir Next" w:cs="Avenir Next" w:eastAsia="Avenir Next"/>
           <w:color w:val="1A1A1A"/>
+          <w:sz w:val="22"/>
+          <w:szCs w:val="21"/>
+        </w:rPr>
+        <w:t xml:space="preserve">y = 7 × 4 = </w:t>
+      </w:r>
+      <w:r>
+        <w:rPr>
+          <w:rFonts w:ascii="Avenir Next" w:hAnsi="Avenir Next" w:cs="Avenir Next" w:eastAsia="Avenir Next"/>
+          <w:color w:val="1A1A1A"/>
           <w:sz w:val="21"/>
           <w:szCs w:val="21"/>
-        </w:rPr>
-        <w:t xml:space="preserve">y = 7 × 4 = </w:t>
-      </w:r>
-      <w:r>
-        <w:rPr>
-          <w:rFonts w:ascii="Avenir Next" w:hAnsi="Avenir Next" w:cs="Avenir Next" w:eastAsia="Avenir Next"/>
-          <w:color w:val="1A1A1A"/>
-          <w:sz w:val="21"/>
-          <w:szCs w:val="21"/>
           <w:u w:val="single"/>
         </w:rPr>
         <w:t xml:space="preserve">                </w:t>
@@ -2430,7 +2449,7 @@
         <w:rPr>
           <w:rFonts w:ascii="Avenir Next" w:hAnsi="Avenir Next" w:cs="Avenir Next" w:eastAsia="Avenir Next"/>
           <w:color w:val="1A1A1A"/>
-          <w:sz w:val="21"/>
+          <w:sz w:val="22"/>
           <w:szCs w:val="21"/>
         </w:rPr>
         <w:t xml:space="preserve">.</w:t>
@@ -2450,28 +2469,47 @@
           <w:rFonts w:ascii="Avenir Next" w:hAnsi="Avenir Next" w:cs="Avenir Next" w:eastAsia="Avenir Next"/>
           <w:b/>
           <w:color w:val="003A70"/>
+          <w:sz w:val="22"/>
+          <w:szCs w:val="18"/>
+        </w:rPr>
+        <w:t xml:space="preserve">Step 3</w:t>
+      </w:r>
+      <w:r>
+        <w:rPr>
+          <w:rFonts w:ascii="Avenir Next" w:hAnsi="Avenir Next" w:cs="Avenir Next" w:eastAsia="Avenir Next"/>
+          <w:color w:val="1A1A1A"/>
           <w:sz w:val="18"/>
           <w:szCs w:val="18"/>
         </w:rPr>
-        <w:t xml:space="preserve">Step 3</w:t>
-      </w:r>
-      <w:r>
-        <w:rPr>
-          <w:rFonts w:ascii="Avenir Next" w:hAnsi="Avenir Next" w:cs="Avenir Next" w:eastAsia="Avenir Next"/>
-          <w:color w:val="1A1A1A"/>
-          <w:sz w:val="18"/>
-          <w:szCs w:val="18"/>
-        </w:rPr>
         <w:tab/>
       </w:r>
       <w:r>
         <w:rPr>
           <w:rFonts w:ascii="Avenir Next" w:hAnsi="Avenir Next" w:cs="Avenir Next" w:eastAsia="Avenir Next"/>
           <w:color w:val="1A1A1A"/>
+          <w:sz w:val="22"/>
+          <w:szCs w:val="21"/>
+        </w:rPr>
+        <w:t xml:space="preserve">The point is (</w:t>
+      </w:r>
+      <w:r>
+        <w:rPr>
+          <w:rFonts w:ascii="Avenir Next" w:hAnsi="Avenir Next" w:cs="Avenir Next" w:eastAsia="Avenir Next"/>
+          <w:color w:val="1A1A1A"/>
           <w:sz w:val="21"/>
           <w:szCs w:val="21"/>
-        </w:rPr>
-        <w:t xml:space="preserve">The point is (</w:t>
+          <w:u w:val="single"/>
+        </w:rPr>
+        <w:t xml:space="preserve">                </w:t>
+      </w:r>
+      <w:r>
+        <w:rPr>
+          <w:rFonts w:ascii="Avenir Next" w:hAnsi="Avenir Next" w:cs="Avenir Next" w:eastAsia="Avenir Next"/>
+          <w:color w:val="1A1A1A"/>
+          <w:sz w:val="22"/>
+          <w:szCs w:val="21"/>
+        </w:rPr>
+        <w:t xml:space="preserve">, </w:t>
       </w:r>
       <w:r>
         <w:rPr>
@@ -2487,26 +2525,7 @@
         <w:rPr>
           <w:rFonts w:ascii="Avenir Next" w:hAnsi="Avenir Next" w:cs="Avenir Next" w:eastAsia="Avenir Next"/>
           <w:color w:val="1A1A1A"/>
-          <w:sz w:val="21"/>
-          <w:szCs w:val="21"/>
-        </w:rPr>
-        <w:t xml:space="preserve">, </w:t>
-      </w:r>
-      <w:r>
-        <w:rPr>
-          <w:rFonts w:ascii="Avenir Next" w:hAnsi="Avenir Next" w:cs="Avenir Next" w:eastAsia="Avenir Next"/>
-          <w:color w:val="1A1A1A"/>
-          <w:sz w:val="21"/>
-          <w:szCs w:val="21"/>
-          <w:u w:val="single"/>
-        </w:rPr>
-        <w:t xml:space="preserve">                </w:t>
-      </w:r>
-      <w:r>
-        <w:rPr>
-          <w:rFonts w:ascii="Avenir Next" w:hAnsi="Avenir Next" w:cs="Avenir Next" w:eastAsia="Avenir Next"/>
-          <w:color w:val="1A1A1A"/>
-          <w:sz w:val="21"/>
+          <w:sz w:val="22"/>
           <w:szCs w:val="21"/>
         </w:rPr>
         <w:t xml:space="preserve">).</w:t>
@@ -2569,35 +2588,35 @@
           <w:rFonts w:ascii="Avenir Next" w:hAnsi="Avenir Next" w:cs="Avenir Next" w:eastAsia="Avenir Next"/>
           <w:b/>
           <w:color w:val="003A70"/>
+          <w:sz w:val="22"/>
+          <w:szCs w:val="18"/>
+        </w:rPr>
+        <w:t xml:space="preserve">Step 1</w:t>
+      </w:r>
+      <w:r>
+        <w:rPr>
+          <w:rFonts w:ascii="Avenir Next" w:hAnsi="Avenir Next" w:cs="Avenir Next" w:eastAsia="Avenir Next"/>
+          <w:color w:val="1A1A1A"/>
           <w:sz w:val="18"/>
           <w:szCs w:val="18"/>
         </w:rPr>
-        <w:t xml:space="preserve">Step 1</w:t>
-      </w:r>
-      <w:r>
-        <w:rPr>
-          <w:rFonts w:ascii="Avenir Next" w:hAnsi="Avenir Next" w:cs="Avenir Next" w:eastAsia="Avenir Next"/>
-          <w:color w:val="1A1A1A"/>
-          <w:sz w:val="18"/>
-          <w:szCs w:val="18"/>
-        </w:rPr>
         <w:tab/>
       </w:r>
       <w:r>
         <w:rPr>
           <w:rFonts w:ascii="Avenir Next" w:hAnsi="Avenir Next" w:cs="Avenir Next" w:eastAsia="Avenir Next"/>
           <w:color w:val="1A1A1A"/>
+          <w:sz w:val="22"/>
+          <w:szCs w:val="21"/>
+        </w:rPr>
+        <w:t xml:space="preserve">x = </w:t>
+      </w:r>
+      <w:r>
+        <w:rPr>
+          <w:rFonts w:ascii="Avenir Next" w:hAnsi="Avenir Next" w:cs="Avenir Next" w:eastAsia="Avenir Next"/>
+          <w:color w:val="1A1A1A"/>
           <w:sz w:val="21"/>
           <w:szCs w:val="21"/>
-        </w:rPr>
-        <w:t xml:space="preserve">x = </w:t>
-      </w:r>
-      <w:r>
-        <w:rPr>
-          <w:rFonts w:ascii="Avenir Next" w:hAnsi="Avenir Next" w:cs="Avenir Next" w:eastAsia="Avenir Next"/>
-          <w:color w:val="1A1A1A"/>
-          <w:sz w:val="21"/>
-          <w:szCs w:val="21"/>
           <w:u w:val="single"/>
         </w:rPr>
         <w:t xml:space="preserve">                </w:t>
@@ -2606,7 +2625,7 @@
         <w:rPr>
           <w:rFonts w:ascii="Avenir Next" w:hAnsi="Avenir Next" w:cs="Avenir Next" w:eastAsia="Avenir Next"/>
           <w:color w:val="1A1A1A"/>
-          <w:sz w:val="21"/>
+          <w:sz w:val="22"/>
           <w:szCs w:val="21"/>
         </w:rPr>
         <w:t xml:space="preserve">.</w:t>
@@ -2626,35 +2645,35 @@
           <w:rFonts w:ascii="Avenir Next" w:hAnsi="Avenir Next" w:cs="Avenir Next" w:eastAsia="Avenir Next"/>
           <w:b/>
           <w:color w:val="003A70"/>
+          <w:sz w:val="22"/>
+          <w:szCs w:val="18"/>
+        </w:rPr>
+        <w:t xml:space="preserve">Step 2</w:t>
+      </w:r>
+      <w:r>
+        <w:rPr>
+          <w:rFonts w:ascii="Avenir Next" w:hAnsi="Avenir Next" w:cs="Avenir Next" w:eastAsia="Avenir Next"/>
+          <w:color w:val="1A1A1A"/>
           <w:sz w:val="18"/>
           <w:szCs w:val="18"/>
         </w:rPr>
-        <w:t xml:space="preserve">Step 2</w:t>
-      </w:r>
-      <w:r>
-        <w:rPr>
-          <w:rFonts w:ascii="Avenir Next" w:hAnsi="Avenir Next" w:cs="Avenir Next" w:eastAsia="Avenir Next"/>
-          <w:color w:val="1A1A1A"/>
-          <w:sz w:val="18"/>
-          <w:szCs w:val="18"/>
-        </w:rPr>
         <w:tab/>
       </w:r>
       <w:r>
         <w:rPr>
           <w:rFonts w:ascii="Avenir Next" w:hAnsi="Avenir Next" w:cs="Avenir Next" w:eastAsia="Avenir Next"/>
           <w:color w:val="1A1A1A"/>
+          <w:sz w:val="22"/>
+          <w:szCs w:val="21"/>
+        </w:rPr>
+        <w:t xml:space="preserve">y = 5 × 9 = </w:t>
+      </w:r>
+      <w:r>
+        <w:rPr>
+          <w:rFonts w:ascii="Avenir Next" w:hAnsi="Avenir Next" w:cs="Avenir Next" w:eastAsia="Avenir Next"/>
+          <w:color w:val="1A1A1A"/>
           <w:sz w:val="21"/>
           <w:szCs w:val="21"/>
-        </w:rPr>
-        <w:t xml:space="preserve">y = 5 × 9 = </w:t>
-      </w:r>
-      <w:r>
-        <w:rPr>
-          <w:rFonts w:ascii="Avenir Next" w:hAnsi="Avenir Next" w:cs="Avenir Next" w:eastAsia="Avenir Next"/>
-          <w:color w:val="1A1A1A"/>
-          <w:sz w:val="21"/>
-          <w:szCs w:val="21"/>
           <w:u w:val="single"/>
         </w:rPr>
         <w:t xml:space="preserve">                </w:t>
@@ -2663,7 +2682,7 @@
         <w:rPr>
           <w:rFonts w:ascii="Avenir Next" w:hAnsi="Avenir Next" w:cs="Avenir Next" w:eastAsia="Avenir Next"/>
           <w:color w:val="1A1A1A"/>
-          <w:sz w:val="21"/>
+          <w:sz w:val="22"/>
           <w:szCs w:val="21"/>
         </w:rPr>
         <w:t xml:space="preserve">.</w:t>
@@ -2683,28 +2702,47 @@
           <w:rFonts w:ascii="Avenir Next" w:hAnsi="Avenir Next" w:cs="Avenir Next" w:eastAsia="Avenir Next"/>
           <w:b/>
           <w:color w:val="003A70"/>
+          <w:sz w:val="22"/>
+          <w:szCs w:val="18"/>
+        </w:rPr>
+        <w:t xml:space="preserve">Step 3</w:t>
+      </w:r>
+      <w:r>
+        <w:rPr>
+          <w:rFonts w:ascii="Avenir Next" w:hAnsi="Avenir Next" w:cs="Avenir Next" w:eastAsia="Avenir Next"/>
+          <w:color w:val="1A1A1A"/>
           <w:sz w:val="18"/>
           <w:szCs w:val="18"/>
         </w:rPr>
-        <w:t xml:space="preserve">Step 3</w:t>
-      </w:r>
-      <w:r>
-        <w:rPr>
-          <w:rFonts w:ascii="Avenir Next" w:hAnsi="Avenir Next" w:cs="Avenir Next" w:eastAsia="Avenir Next"/>
-          <w:color w:val="1A1A1A"/>
-          <w:sz w:val="18"/>
-          <w:szCs w:val="18"/>
-        </w:rPr>
         <w:tab/>
       </w:r>
       <w:r>
         <w:rPr>
           <w:rFonts w:ascii="Avenir Next" w:hAnsi="Avenir Next" w:cs="Avenir Next" w:eastAsia="Avenir Next"/>
           <w:color w:val="1A1A1A"/>
+          <w:sz w:val="22"/>
+          <w:szCs w:val="21"/>
+        </w:rPr>
+        <w:t xml:space="preserve">The point is (</w:t>
+      </w:r>
+      <w:r>
+        <w:rPr>
+          <w:rFonts w:ascii="Avenir Next" w:hAnsi="Avenir Next" w:cs="Avenir Next" w:eastAsia="Avenir Next"/>
+          <w:color w:val="1A1A1A"/>
           <w:sz w:val="21"/>
           <w:szCs w:val="21"/>
-        </w:rPr>
-        <w:t xml:space="preserve">The point is (</w:t>
+          <w:u w:val="single"/>
+        </w:rPr>
+        <w:t xml:space="preserve">                </w:t>
+      </w:r>
+      <w:r>
+        <w:rPr>
+          <w:rFonts w:ascii="Avenir Next" w:hAnsi="Avenir Next" w:cs="Avenir Next" w:eastAsia="Avenir Next"/>
+          <w:color w:val="1A1A1A"/>
+          <w:sz w:val="22"/>
+          <w:szCs w:val="21"/>
+        </w:rPr>
+        <w:t xml:space="preserve">, </w:t>
       </w:r>
       <w:r>
         <w:rPr>
@@ -2720,26 +2758,7 @@
         <w:rPr>
           <w:rFonts w:ascii="Avenir Next" w:hAnsi="Avenir Next" w:cs="Avenir Next" w:eastAsia="Avenir Next"/>
           <w:color w:val="1A1A1A"/>
-          <w:sz w:val="21"/>
-          <w:szCs w:val="21"/>
-        </w:rPr>
-        <w:t xml:space="preserve">, </w:t>
-      </w:r>
-      <w:r>
-        <w:rPr>
-          <w:rFonts w:ascii="Avenir Next" w:hAnsi="Avenir Next" w:cs="Avenir Next" w:eastAsia="Avenir Next"/>
-          <w:color w:val="1A1A1A"/>
-          <w:sz w:val="21"/>
-          <w:szCs w:val="21"/>
-          <w:u w:val="single"/>
-        </w:rPr>
-        <w:t xml:space="preserve">                </w:t>
-      </w:r>
-      <w:r>
-        <w:rPr>
-          <w:rFonts w:ascii="Avenir Next" w:hAnsi="Avenir Next" w:cs="Avenir Next" w:eastAsia="Avenir Next"/>
-          <w:color w:val="1A1A1A"/>
-          <w:sz w:val="21"/>
+          <w:sz w:val="22"/>
           <w:szCs w:val="21"/>
         </w:rPr>
         <w:t xml:space="preserve">).</w:t>
@@ -2752,6 +2771,7 @@
     </w:p>
     <w:p>
       <w:pPr>
+        <w:pStyle w:val="Heading2"/>
         <w:keepNext/>
         <w:pBdr>
           <w:bottom w:val="single" w:sz="8" w:space="3" w:color="003A70"/>
@@ -2767,7 +2787,7 @@
           <w:b/>
           <w:color w:val="003A70"/>
           <w:spacing w:val="14"/>
-          <w:sz w:val="19"/>
+          <w:sz w:val="22"/>
           <w:szCs w:val="19"/>
         </w:rPr>
         <w:t xml:space="preserve">YOUR TURN</w:t>
@@ -2786,7 +2806,7 @@
           <w:rFonts w:ascii="Avenir Next" w:hAnsi="Avenir Next" w:cs="Avenir Next" w:eastAsia="Avenir Next"/>
           <w:i/>
           <w:color w:val="5A5F66"/>
-          <w:sz w:val="17"/>
+          <w:sz w:val="22"/>
           <w:szCs w:val="17"/>
         </w:rPr>
         <w:t xml:space="preserve">use the steps on your own</w:t>
@@ -2958,7 +2978,7 @@
                       <w:szCs w:val="22"/>
                       <w:u w:val="single"/>
                     </w:rPr>
-                    <w:t xml:space="preserve">        </w:t>
+                    <w:t xml:space="preserve">            </w:t>
                   </w:r>
                 </w:p>
               </w:tc>
@@ -3020,7 +3040,7 @@
                       <w:szCs w:val="22"/>
                       <w:u w:val="single"/>
                     </w:rPr>
-                    <w:t xml:space="preserve">        </w:t>
+                    <w:t xml:space="preserve">            </w:t>
                   </w:r>
                 </w:p>
               </w:tc>
@@ -3082,7 +3102,7 @@
                       <w:szCs w:val="22"/>
                       <w:u w:val="single"/>
                     </w:rPr>
-                    <w:t xml:space="preserve">        </w:t>
+                    <w:t xml:space="preserve">            </w:t>
                   </w:r>
                 </w:p>
               </w:tc>
@@ -3150,7 +3170,7 @@
                       <w:szCs w:val="22"/>
                       <w:u w:val="single"/>
                     </w:rPr>
-                    <w:t xml:space="preserve">        </w:t>
+                    <w:t xml:space="preserve">            </w:t>
                   </w:r>
                 </w:p>
               </w:tc>
@@ -3212,7 +3232,7 @@
                       <w:szCs w:val="22"/>
                       <w:u w:val="single"/>
                     </w:rPr>
-                    <w:t xml:space="preserve">        </w:t>
+                    <w:t xml:space="preserve">            </w:t>
                   </w:r>
                 </w:p>
               </w:tc>
@@ -3274,7 +3294,7 @@
                       <w:szCs w:val="22"/>
                       <w:u w:val="single"/>
                     </w:rPr>
-                    <w:t xml:space="preserve">        </w:t>
+                    <w:t xml:space="preserve">            </w:t>
                   </w:r>
                 </w:p>
               </w:tc>
@@ -3295,6 +3315,7 @@
     </w:p>
     <w:p>
       <w:pPr>
+        <w:pStyle w:val="Heading2"/>
         <w:keepNext/>
         <w:pBdr>
           <w:bottom w:val="single" w:sz="8" w:space="3" w:color="003A70"/>
@@ -3310,7 +3331,7 @@
           <w:b/>
           <w:color w:val="003A70"/>
           <w:spacing w:val="14"/>
-          <w:sz w:val="19"/>
+          <w:sz w:val="22"/>
           <w:szCs w:val="19"/>
         </w:rPr>
         <w:t xml:space="preserve">READY CHECK</w:t>
@@ -3329,7 +3350,7 @@
           <w:rFonts w:ascii="Avenir Next" w:hAnsi="Avenir Next" w:cs="Avenir Next" w:eastAsia="Avenir Next"/>
           <w:i/>
           <w:color w:val="5A5F66"/>
-          <w:sz w:val="17"/>
+          <w:sz w:val="22"/>
           <w:szCs w:val="17"/>
         </w:rPr>
         <w:t xml:space="preserve">a problem like the one in today’s lesson</w:t>
@@ -3461,25 +3482,25 @@
                       <w:rFonts w:ascii="Avenir Next" w:hAnsi="Avenir Next" w:cs="Avenir Next" w:eastAsia="Avenir Next"/>
                       <w:b/>
                       <w:color w:val="003A70"/>
+                      <w:sz w:val="22"/>
+                      <w:szCs w:val="21"/>
+                    </w:rPr>
+                    <w:t xml:space="preserve">A</w:t>
+                  </w:r>
+                  <w:r>
+                    <w:rPr>
+                      <w:rFonts w:ascii="Avenir Next" w:hAnsi="Avenir Next" w:cs="Avenir Next" w:eastAsia="Avenir Next"/>
+                      <w:color w:val="1A1A1A"/>
                       <w:sz w:val="21"/>
                       <w:szCs w:val="21"/>
                     </w:rPr>
-                    <w:t xml:space="preserve">A</w:t>
-                  </w:r>
-                  <w:r>
-                    <w:rPr>
-                      <w:rFonts w:ascii="Avenir Next" w:hAnsi="Avenir Next" w:cs="Avenir Next" w:eastAsia="Avenir Next"/>
-                      <w:color w:val="1A1A1A"/>
-                      <w:sz w:val="21"/>
-                      <w:szCs w:val="21"/>
-                    </w:rPr>
                     <w:tab/>
                   </w:r>
                   <w:r>
                     <w:rPr>
                       <w:rFonts w:ascii="Avenir Next" w:hAnsi="Avenir Next" w:cs="Avenir Next" w:eastAsia="Avenir Next"/>
                       <w:color w:val="1A1A1A"/>
-                      <w:sz w:val="21"/>
+                      <w:sz w:val="22"/>
                       <w:szCs w:val="21"/>
                     </w:rPr>
                     <w:t xml:space="preserve">(3, 10)</w:t>
@@ -3504,25 +3525,25 @@
                       <w:rFonts w:ascii="Avenir Next" w:hAnsi="Avenir Next" w:cs="Avenir Next" w:eastAsia="Avenir Next"/>
                       <w:b/>
                       <w:color w:val="003A70"/>
+                      <w:sz w:val="22"/>
+                      <w:szCs w:val="21"/>
+                    </w:rPr>
+                    <w:t xml:space="preserve">B</w:t>
+                  </w:r>
+                  <w:r>
+                    <w:rPr>
+                      <w:rFonts w:ascii="Avenir Next" w:hAnsi="Avenir Next" w:cs="Avenir Next" w:eastAsia="Avenir Next"/>
+                      <w:color w:val="1A1A1A"/>
                       <w:sz w:val="21"/>
                       <w:szCs w:val="21"/>
                     </w:rPr>
-                    <w:t xml:space="preserve">B</w:t>
-                  </w:r>
-                  <w:r>
-                    <w:rPr>
-                      <w:rFonts w:ascii="Avenir Next" w:hAnsi="Avenir Next" w:cs="Avenir Next" w:eastAsia="Avenir Next"/>
-                      <w:color w:val="1A1A1A"/>
-                      <w:sz w:val="21"/>
-                      <w:szCs w:val="21"/>
-                    </w:rPr>
                     <w:tab/>
                   </w:r>
                   <w:r>
                     <w:rPr>
                       <w:rFonts w:ascii="Avenir Next" w:hAnsi="Avenir Next" w:cs="Avenir Next" w:eastAsia="Avenir Next"/>
                       <w:color w:val="1A1A1A"/>
-                      <w:sz w:val="21"/>
+                      <w:sz w:val="22"/>
                       <w:szCs w:val="21"/>
                     </w:rPr>
                     <w:t xml:space="preserve">(7, 1)</w:t>
@@ -3547,25 +3568,25 @@
                       <w:rFonts w:ascii="Avenir Next" w:hAnsi="Avenir Next" w:cs="Avenir Next" w:eastAsia="Avenir Next"/>
                       <w:b/>
                       <w:color w:val="003A70"/>
+                      <w:sz w:val="22"/>
+                      <w:szCs w:val="21"/>
+                    </w:rPr>
+                    <w:t xml:space="preserve">C</w:t>
+                  </w:r>
+                  <w:r>
+                    <w:rPr>
+                      <w:rFonts w:ascii="Avenir Next" w:hAnsi="Avenir Next" w:cs="Avenir Next" w:eastAsia="Avenir Next"/>
+                      <w:color w:val="1A1A1A"/>
                       <w:sz w:val="21"/>
                       <w:szCs w:val="21"/>
                     </w:rPr>
-                    <w:t xml:space="preserve">C</w:t>
-                  </w:r>
-                  <w:r>
-                    <w:rPr>
-                      <w:rFonts w:ascii="Avenir Next" w:hAnsi="Avenir Next" w:cs="Avenir Next" w:eastAsia="Avenir Next"/>
-                      <w:color w:val="1A1A1A"/>
-                      <w:sz w:val="21"/>
-                      <w:szCs w:val="21"/>
-                    </w:rPr>
                     <w:tab/>
                   </w:r>
                   <w:r>
                     <w:rPr>
                       <w:rFonts w:ascii="Avenir Next" w:hAnsi="Avenir Next" w:cs="Avenir Next" w:eastAsia="Avenir Next"/>
                       <w:color w:val="1A1A1A"/>
-                      <w:sz w:val="21"/>
+                      <w:sz w:val="22"/>
                       <w:szCs w:val="21"/>
                     </w:rPr>
                     <w:t xml:space="preserve">(3, 21)</w:t>
@@ -3590,25 +3611,25 @@
                       <w:rFonts w:ascii="Avenir Next" w:hAnsi="Avenir Next" w:cs="Avenir Next" w:eastAsia="Avenir Next"/>
                       <w:b/>
                       <w:color w:val="003A70"/>
+                      <w:sz w:val="22"/>
+                      <w:szCs w:val="21"/>
+                    </w:rPr>
+                    <w:t xml:space="preserve">D</w:t>
+                  </w:r>
+                  <w:r>
+                    <w:rPr>
+                      <w:rFonts w:ascii="Avenir Next" w:hAnsi="Avenir Next" w:cs="Avenir Next" w:eastAsia="Avenir Next"/>
+                      <w:color w:val="1A1A1A"/>
                       <w:sz w:val="21"/>
                       <w:szCs w:val="21"/>
                     </w:rPr>
-                    <w:t xml:space="preserve">D</w:t>
-                  </w:r>
-                  <w:r>
-                    <w:rPr>
-                      <w:rFonts w:ascii="Avenir Next" w:hAnsi="Avenir Next" w:cs="Avenir Next" w:eastAsia="Avenir Next"/>
-                      <w:color w:val="1A1A1A"/>
-                      <w:sz w:val="21"/>
-                      <w:szCs w:val="21"/>
-                    </w:rPr>
                     <w:tab/>
                   </w:r>
                   <w:r>
                     <w:rPr>
                       <w:rFonts w:ascii="Avenir Next" w:hAnsi="Avenir Next" w:cs="Avenir Next" w:eastAsia="Avenir Next"/>
                       <w:color w:val="1A1A1A"/>
-                      <w:sz w:val="21"/>
+                      <w:sz w:val="22"/>
                       <w:szCs w:val="21"/>
                     </w:rPr>
                     <w:t xml:space="preserve">(2, 9)</w:t>
@@ -3657,19 +3678,42 @@
         <w:tblLook w:val="0000" w:firstRow="0" w:lastRow="0" w:firstColumn="0" w:lastColumn="0" w:noHBand="1" w:noVBand="1"/>
       </w:tblPr>
       <w:tblGrid>
-        <w:gridCol w:w="2000"/>
-        <w:gridCol w:w="2300"/>
-        <w:gridCol w:w="2100"/>
-        <w:gridCol w:w="3104"/>
+        <w:gridCol w:w="1750"/>
+        <w:gridCol w:w="2500"/>
+        <w:gridCol w:w="2200"/>
+        <w:gridCol w:w="3054"/>
       </w:tblGrid>
       <w:tr>
         <w:trPr>
           <w:cantSplit/>
-          <w:trHeight w:val="320" w:hRule="atLeast"/>
+          <w:trHeight w:val="300" w:hRule="atLeast"/>
         </w:trPr>
         <w:tc>
           <w:tcPr>
-            <w:tcW w:w="2000" w:type="dxa"/>
+            <w:tcW w:w="1750" w:type="dxa"/>
+            <w:vAlign w:val="center"/>
+          </w:tcPr>
+          <w:p>
+            <w:pPr>
+              <w:pStyle w:val="Heading2"/>
+              <w:spacing w:before="0" w:after="0" w:line="240" w:lineRule="auto"/>
+            </w:pPr>
+            <w:r>
+              <w:rPr>
+                <w:rFonts w:ascii="Avenir Next" w:hAnsi="Avenir Next" w:cs="Avenir Next" w:eastAsia="Avenir Next"/>
+                <w:b/>
+                <w:color w:val="003A70"/>
+                <w:spacing w:val="12"/>
+                <w:sz w:val="15"/>
+                <w:szCs w:val="15"/>
+              </w:rPr>
+              <w:t xml:space="preserve">CHECK YOURSELF</w:t>
+            </w:r>
+          </w:p>
+        </w:tc>
+        <w:tc>
+          <w:tcPr>
+            <w:tcW w:w="2500" w:type="dxa"/>
             <w:vAlign w:val="center"/>
           </w:tcPr>
           <w:p>
@@ -3678,20 +3722,27 @@
             </w:pPr>
             <w:r>
               <w:rPr>
-                <w:rFonts w:ascii="Avenir Next" w:hAnsi="Avenir Next" w:cs="Avenir Next" w:eastAsia="Avenir Next"/>
-                <w:b/>
-                <w:color w:val="003A70"/>
-                <w:spacing w:val="12"/>
-                <w:sz w:val="15"/>
-                <w:szCs w:val="15"/>
-              </w:rPr>
-              <w:t xml:space="preserve">CHECK YOURSELF</w:t>
+                <w:rFonts w:ascii="Arial" w:hAnsi="Arial" w:cs="Arial" w:eastAsia="Arial"/>
+                <w:color w:val="1A1A1A"/>
+                <w:sz w:val="20"/>
+                <w:szCs w:val="20"/>
+              </w:rPr>
+              <w:t xml:space="preserve">□</w:t>
+            </w:r>
+            <w:r>
+              <w:rPr>
+                <w:rFonts w:ascii="Avenir Next" w:hAnsi="Avenir Next" w:cs="Avenir Next" w:eastAsia="Avenir Next"/>
+                <w:color w:val="1A1A1A"/>
+                <w:sz w:val="17"/>
+                <w:szCs w:val="17"/>
+              </w:rPr>
+              <w:t xml:space="preserve">  I can do this on my own</w:t>
             </w:r>
           </w:p>
         </w:tc>
         <w:tc>
           <w:tcPr>
-            <w:tcW w:w="2300" w:type="dxa"/>
+            <w:tcW w:w="2200" w:type="dxa"/>
             <w:vAlign w:val="center"/>
           </w:tcPr>
           <w:p>
@@ -3702,8 +3753,8 @@
               <w:rPr>
                 <w:rFonts w:ascii="Arial" w:hAnsi="Arial" w:cs="Arial" w:eastAsia="Arial"/>
                 <w:color w:val="1A1A1A"/>
-                <w:sz w:val="24"/>
-                <w:szCs w:val="24"/>
+                <w:sz w:val="20"/>
+                <w:szCs w:val="20"/>
               </w:rPr>
               <w:t xml:space="preserve">□</w:t>
             </w:r>
@@ -3714,13 +3765,13 @@
                 <w:sz w:val="17"/>
                 <w:szCs w:val="17"/>
               </w:rPr>
-              <w:t xml:space="preserve">  I can do this on my own</w:t>
+              <w:t xml:space="preserve">  I need a little help</w:t>
             </w:r>
           </w:p>
         </w:tc>
         <w:tc>
           <w:tcPr>
-            <w:tcW w:w="2100" w:type="dxa"/>
+            <w:tcW w:w="3054" w:type="dxa"/>
             <w:vAlign w:val="center"/>
           </w:tcPr>
           <w:p>
@@ -3731,37 +3782,8 @@
               <w:rPr>
                 <w:rFonts w:ascii="Arial" w:hAnsi="Arial" w:cs="Arial" w:eastAsia="Arial"/>
                 <w:color w:val="1A1A1A"/>
-                <w:sz w:val="24"/>
-                <w:szCs w:val="24"/>
-              </w:rPr>
-              <w:t xml:space="preserve">□</w:t>
-            </w:r>
-            <w:r>
-              <w:rPr>
-                <w:rFonts w:ascii="Avenir Next" w:hAnsi="Avenir Next" w:cs="Avenir Next" w:eastAsia="Avenir Next"/>
-                <w:color w:val="1A1A1A"/>
-                <w:sz w:val="17"/>
-                <w:szCs w:val="17"/>
-              </w:rPr>
-              <w:t xml:space="preserve">  I need a little help</w:t>
-            </w:r>
-          </w:p>
-        </w:tc>
-        <w:tc>
-          <w:tcPr>
-            <w:tcW w:w="3104" w:type="dxa"/>
-            <w:vAlign w:val="center"/>
-          </w:tcPr>
-          <w:p>
-            <w:pPr>
-              <w:spacing w:before="0" w:after="0" w:line="240" w:lineRule="auto"/>
-            </w:pPr>
-            <w:r>
-              <w:rPr>
-                <w:rFonts w:ascii="Arial" w:hAnsi="Arial" w:cs="Arial" w:eastAsia="Arial"/>
-                <w:color w:val="1A1A1A"/>
-                <w:sz w:val="24"/>
-                <w:szCs w:val="24"/>
+                <w:sz w:val="20"/>
+                <w:szCs w:val="20"/>
               </w:rPr>
               <w:t xml:space="preserve">□</w:t>
             </w:r>
@@ -3796,7 +3818,7 @@
     <w:sectPr>
       <w:footerReference w:type="default" r:id="rIdFooter1"/>
       <w:pgSz w:w="12240" w:h="15840"/>
-      <w:pgMar w:top="893" w:right="1224" w:bottom="835" w:left="1512" w:header="432" w:footer="432" w:gutter="0"/>
+      <w:pgMar w:top="780" w:right="1224" w:bottom="760" w:left="1512" w:header="432" w:footer="432" w:gutter="0"/>
       <w:cols w:space="720"/>
     </w:sectPr>
   </w:body>
@@ -3876,7 +3898,106 @@
               <w:sz w:val="15"/>
               <w:szCs w:val="15"/>
             </w:rPr>
-            <w:t xml:space="preserve">Lesson 3-4  ·  Session 2  ·  Prerequisite Practice B</w:t>
+            <w:t xml:space="preserve">3-4 · Page </w:t>
+          </w:r>
+          <w:r>
+            <w:rPr>
+              <w:rFonts w:ascii="Avenir Next" w:hAnsi="Avenir Next" w:cs="Avenir Next" w:eastAsia="Avenir Next"/>
+              <w:color w:val="5A5F66"/>
+              <w:sz w:val="15"/>
+              <w:szCs w:val="15"/>
+            </w:rPr>
+            <w:fldChar w:fldCharType="begin"/>
+          </w:r>
+          <w:r>
+            <w:rPr>
+              <w:rFonts w:ascii="Avenir Next" w:hAnsi="Avenir Next" w:cs="Avenir Next" w:eastAsia="Avenir Next"/>
+              <w:color w:val="5A5F66"/>
+              <w:sz w:val="15"/>
+              <w:szCs w:val="15"/>
+            </w:rPr>
+            <w:instrText xml:space="preserve"> PAGE </w:instrText>
+          </w:r>
+          <w:r>
+            <w:rPr>
+              <w:rFonts w:ascii="Avenir Next" w:hAnsi="Avenir Next" w:cs="Avenir Next" w:eastAsia="Avenir Next"/>
+              <w:color w:val="5A5F66"/>
+              <w:sz w:val="15"/>
+              <w:szCs w:val="15"/>
+            </w:rPr>
+            <w:fldChar w:fldCharType="separate"/>
+          </w:r>
+          <w:r>
+            <w:rPr>
+              <w:rFonts w:ascii="Avenir Next" w:hAnsi="Avenir Next" w:cs="Avenir Next" w:eastAsia="Avenir Next"/>
+              <w:color w:val="5A5F66"/>
+              <w:sz w:val="15"/>
+              <w:szCs w:val="15"/>
+            </w:rPr>
+            <w:t xml:space="preserve">1</w:t>
+          </w:r>
+          <w:r>
+            <w:rPr>
+              <w:rFonts w:ascii="Avenir Next" w:hAnsi="Avenir Next" w:cs="Avenir Next" w:eastAsia="Avenir Next"/>
+              <w:color w:val="5A5F66"/>
+              <w:sz w:val="15"/>
+              <w:szCs w:val="15"/>
+            </w:rPr>
+            <w:fldChar w:fldCharType="end"/>
+          </w:r>
+          <w:r>
+            <w:rPr>
+              <w:rFonts w:ascii="Avenir Next" w:hAnsi="Avenir Next" w:cs="Avenir Next" w:eastAsia="Avenir Next"/>
+              <w:color w:val="5A5F66"/>
+              <w:sz w:val="15"/>
+              <w:szCs w:val="15"/>
+            </w:rPr>
+            <w:t xml:space="preserve"> of </w:t>
+          </w:r>
+          <w:r>
+            <w:rPr>
+              <w:rFonts w:ascii="Avenir Next" w:hAnsi="Avenir Next" w:cs="Avenir Next" w:eastAsia="Avenir Next"/>
+              <w:color w:val="5A5F66"/>
+              <w:sz w:val="15"/>
+              <w:szCs w:val="15"/>
+            </w:rPr>
+            <w:fldChar w:fldCharType="begin"/>
+          </w:r>
+          <w:r>
+            <w:rPr>
+              <w:rFonts w:ascii="Avenir Next" w:hAnsi="Avenir Next" w:cs="Avenir Next" w:eastAsia="Avenir Next"/>
+              <w:color w:val="5A5F66"/>
+              <w:sz w:val="15"/>
+              <w:szCs w:val="15"/>
+            </w:rPr>
+            <w:instrText xml:space="preserve"> NUMPAGES </w:instrText>
+          </w:r>
+          <w:r>
+            <w:rPr>
+              <w:rFonts w:ascii="Avenir Next" w:hAnsi="Avenir Next" w:cs="Avenir Next" w:eastAsia="Avenir Next"/>
+              <w:color w:val="5A5F66"/>
+              <w:sz w:val="15"/>
+              <w:szCs w:val="15"/>
+            </w:rPr>
+            <w:fldChar w:fldCharType="separate"/>
+          </w:r>
+          <w:r>
+            <w:rPr>
+              <w:rFonts w:ascii="Avenir Next" w:hAnsi="Avenir Next" w:cs="Avenir Next" w:eastAsia="Avenir Next"/>
+              <w:color w:val="5A5F66"/>
+              <w:sz w:val="15"/>
+              <w:szCs w:val="15"/>
+            </w:rPr>
+            <w:t xml:space="preserve">1</w:t>
+          </w:r>
+          <w:r>
+            <w:rPr>
+              <w:rFonts w:ascii="Avenir Next" w:hAnsi="Avenir Next" w:cs="Avenir Next" w:eastAsia="Avenir Next"/>
+              <w:color w:val="5A5F66"/>
+              <w:sz w:val="15"/>
+              <w:szCs w:val="15"/>
+            </w:rPr>
+            <w:fldChar w:fldCharType="end"/>
           </w:r>
         </w:p>
       </w:tc>
@@ -3919,5 +4040,23 @@
       </w:tblCellMar>
     </w:tblPr>
   </w:style>
+  <w:style w:type="paragraph" w:styleId="Heading1">
+    <w:name w:val="heading 1"/>
+    <w:basedOn w:val="Normal"/>
+    <w:pPr>
+      <w:outlineLvl w:val="0"/>
+      <w:keepNext w:val="0"/>
+      <w:keepLines w:val="0"/>
+    </w:pPr>
+  </w:style>
+  <w:style w:type="paragraph" w:styleId="Heading2">
+    <w:name w:val="heading 2"/>
+    <w:basedOn w:val="Normal"/>
+    <w:pPr>
+      <w:outlineLvl w:val="1"/>
+      <w:keepNext w:val="0"/>
+      <w:keepLines w:val="0"/>
+    </w:pPr>
+  </w:style>
 </w:styles>
 </file>